--- a/Backend/Director_Disclosure/Output_Disclosures/2024-25/ADANI_SOLAR_ENERGY_JODHPUR_FOUR_LIMITED/MBP-1/MBP1_Archana_Ravindrarai_Dholakia_07935065.docx
+++ b/Backend/Director_Disclosure/Output_Disclosures/2024-25/ADANI_SOLAR_ENERGY_JODHPUR_FOUR_LIMITED/MBP-1/MBP1_Archana_Ravindrarai_Dholakia_07935065.docx
@@ -93,257 +93,17 @@
     </w:p>
     <w:p>
       <w:pPr>
-        <w:spacing w:before="0" w:after="0"/>
-        <w:jc w:val="left"/>
-      </w:pPr>
-      <w:r>
-        <w:rPr>
-          <w:rFonts w:ascii="Adani" w:hAnsi="Adani"/>
-          <w:b w:val="0"/>
-          <w:sz w:val="20"/>
-          <w:u w:val="none"/>
-        </w:rPr>
-        <w:t>BULK CEMENT CORPORATION (INDIA) LIMITED</w:t>
-      </w:r>
-    </w:p>
-    <w:p>
-      <w:pPr>
-        <w:spacing w:before="0" w:after="0"/>
-        <w:jc w:val="left"/>
-      </w:pPr>
-      <w:r>
-        <w:rPr>
-          <w:rFonts w:ascii="Adani" w:hAnsi="Adani"/>
-          <w:b w:val="0"/>
-          <w:sz w:val="20"/>
-          <w:u w:val="none"/>
-        </w:rPr>
-        <w:t>HADOTI POWER TRANSMISSION SERVICE LIMITED</w:t>
-      </w:r>
-    </w:p>
-    <w:p>
-      <w:pPr>
-        <w:spacing w:before="0" w:after="0"/>
-        <w:jc w:val="left"/>
-      </w:pPr>
-      <w:r>
-        <w:rPr>
-          <w:rFonts w:ascii="Adani" w:hAnsi="Adani"/>
-          <w:b w:val="0"/>
-          <w:sz w:val="20"/>
-          <w:u w:val="none"/>
-        </w:rPr>
-        <w:t>BARMER POWER TRANSMISSION SERVICE LIMITED</w:t>
-      </w:r>
-    </w:p>
-    <w:p>
-      <w:pPr>
-        <w:spacing w:before="0" w:after="0"/>
-        <w:jc w:val="left"/>
-      </w:pPr>
-      <w:r>
-        <w:rPr>
-          <w:rFonts w:ascii="Adani" w:hAnsi="Adani"/>
-          <w:b w:val="0"/>
-          <w:sz w:val="20"/>
-          <w:u w:val="none"/>
-        </w:rPr>
-        <w:t>THAR POWER TRANSMISSION SERVICE LIMITED</w:t>
-      </w:r>
-    </w:p>
-    <w:p>
-      <w:pPr>
-        <w:spacing w:before="0" w:after="0"/>
-        <w:jc w:val="left"/>
-      </w:pPr>
-      <w:r>
-        <w:rPr>
-          <w:rFonts w:ascii="Adani" w:hAnsi="Adani"/>
-          <w:b w:val="0"/>
-          <w:sz w:val="20"/>
-          <w:u w:val="none"/>
-        </w:rPr>
-        <w:t>CHHATTISGARH-WR TRANSMISSION LIMITED</w:t>
-      </w:r>
-    </w:p>
-    <w:p>
-      <w:pPr>
-        <w:spacing w:before="0" w:after="0"/>
-        <w:jc w:val="left"/>
-      </w:pPr>
-      <w:r>
-        <w:rPr>
-          <w:rFonts w:ascii="Adani" w:hAnsi="Adani"/>
-          <w:b w:val="0"/>
-          <w:sz w:val="20"/>
-          <w:u w:val="none"/>
-        </w:rPr>
-        <w:t>RAIPUR-RAJNANDGAON-WARORA TRANSMISSION LIMITED</w:t>
-      </w:r>
-    </w:p>
-    <w:p>
-      <w:pPr>
-        <w:spacing w:before="0" w:after="0"/>
-        <w:jc w:val="left"/>
-      </w:pPr>
-      <w:r>
-        <w:rPr>
-          <w:rFonts w:ascii="Adani" w:hAnsi="Adani"/>
-          <w:b w:val="0"/>
-          <w:sz w:val="20"/>
-          <w:u w:val="none"/>
-        </w:rPr>
-        <w:t>SIPAT TRANSMISSION LIMITED</w:t>
-      </w:r>
-    </w:p>
-    <w:p>
-      <w:pPr>
-        <w:spacing w:before="0" w:after="0"/>
-        <w:jc w:val="left"/>
-      </w:pPr>
-      <w:r>
-        <w:rPr>
-          <w:rFonts w:ascii="Adani" w:hAnsi="Adani"/>
-          <w:b w:val="0"/>
-          <w:sz w:val="20"/>
-          <w:u w:val="none"/>
-        </w:rPr>
-        <w:t>INTAS PHARMACEUTICALS LIMITED</w:t>
-      </w:r>
-    </w:p>
-    <w:p>
-      <w:pPr>
-        <w:spacing w:before="0" w:after="0"/>
-        <w:jc w:val="left"/>
-      </w:pPr>
-      <w:r>
-        <w:rPr>
-          <w:rFonts w:ascii="Adani" w:hAnsi="Adani"/>
-          <w:b w:val="0"/>
-          <w:sz w:val="20"/>
-          <w:u w:val="none"/>
-        </w:rPr>
-        <w:t>ADANI SOLAR ENERGY JODHPUR FOUR LIMITED</w:t>
-      </w:r>
-    </w:p>
-    <w:p>
-      <w:pPr>
-        <w:spacing w:before="0" w:after="0"/>
-        <w:jc w:val="left"/>
-      </w:pPr>
-      <w:r>
-        <w:rPr>
-          <w:rFonts w:ascii="Adani" w:hAnsi="Adani"/>
-          <w:b w:val="0"/>
-          <w:sz w:val="20"/>
-          <w:u w:val="none"/>
-        </w:rPr>
-        <w:t>ADANI SOLAR ENERGY JODHPUR THREE LIMITED</w:t>
-      </w:r>
-    </w:p>
-    <w:p>
-      <w:pPr>
-        <w:spacing w:before="0" w:after="0"/>
-        <w:jc w:val="left"/>
-      </w:pPr>
-      <w:r>
-        <w:rPr>
-          <w:rFonts w:ascii="Adani" w:hAnsi="Adani"/>
-          <w:b w:val="0"/>
-          <w:sz w:val="20"/>
-          <w:u w:val="none"/>
-        </w:rPr>
-        <w:t>ADANI SOLAR ENERGY KA NINE LIMITED</w:t>
-      </w:r>
-    </w:p>
-    <w:p>
-      <w:pPr>
-        <w:spacing w:before="0" w:after="0"/>
-        <w:jc w:val="left"/>
-      </w:pPr>
-      <w:r>
-        <w:rPr>
-          <w:rFonts w:ascii="Adani" w:hAnsi="Adani"/>
-          <w:b w:val="0"/>
-          <w:sz w:val="20"/>
-          <w:u w:val="none"/>
-        </w:rPr>
-        <w:t>ADANI SOLAR ENERGY JODHPUR FIVE LIMITED</w:t>
-      </w:r>
-    </w:p>
-    <w:p>
-      <w:pPr>
-        <w:spacing w:before="0" w:after="0"/>
-        <w:jc w:val="left"/>
-      </w:pPr>
-      <w:r>
-        <w:rPr>
-          <w:rFonts w:ascii="Adani" w:hAnsi="Adani"/>
-          <w:b w:val="0"/>
-          <w:sz w:val="20"/>
-          <w:u w:val="none"/>
-        </w:rPr>
-        <w:t>ADANI SOLAR ENERGY AP SEVEN PRIVATE LIMITED</w:t>
-      </w:r>
-    </w:p>
-    <w:p>
-      <w:pPr>
-        <w:spacing w:before="0" w:after="0"/>
-        <w:jc w:val="left"/>
-      </w:pPr>
-      <w:r>
-        <w:rPr>
-          <w:rFonts w:ascii="Adani" w:hAnsi="Adani"/>
-          <w:b w:val="0"/>
-          <w:sz w:val="20"/>
-          <w:u w:val="none"/>
-        </w:rPr>
-        <w:t>ADANI SOLAR ENERGY JODHPUR TWO LIMITED</w:t>
-      </w:r>
-    </w:p>
-    <w:p>
-      <w:pPr>
-        <w:spacing w:before="0" w:after="0"/>
-        <w:jc w:val="left"/>
-      </w:pPr>
-      <w:r>
-        <w:rPr>
-          <w:rFonts w:ascii="Adani" w:hAnsi="Adani"/>
-          <w:b w:val="0"/>
-          <w:sz w:val="20"/>
-          <w:u w:val="none"/>
-        </w:rPr>
-        <w:t>ADANI SOLAR ENERGY KUTCHH ONE LIMITED</w:t>
-      </w:r>
-    </w:p>
-    <w:p>
-      <w:pPr>
-        <w:spacing w:before="0" w:after="0"/>
-        <w:jc w:val="left"/>
-      </w:pPr>
-      <w:r>
-        <w:rPr>
-          <w:rFonts w:ascii="Adani" w:hAnsi="Adani"/>
-          <w:b w:val="0"/>
-          <w:sz w:val="20"/>
-          <w:u w:val="none"/>
-        </w:rPr>
-        <w:t>ADANI SOLAR ENERGY FOUR LIMITED</w:t>
-      </w:r>
-    </w:p>
-    <w:p>
-      <w:pPr>
         <w:spacing w:before="0" w:after="160"/>
         <w:jc w:val="left"/>
       </w:pPr>
       <w:r>
         <w:rPr>
           <w:rFonts w:ascii="Adani" w:hAnsi="Adani"/>
-          <w:b w:val="0"/>
+          <w:b/>
           <w:sz w:val="20"/>
           <w:u w:val="none"/>
         </w:rPr>
-        <w:t>ADANI SOLAR ENERGY AP SIX PRIVATE LIMITED</w:t>
+        <w:t>ADANI SOLAR ENERGY JODHPUR FOUR LIMITED</w:t>
       </w:r>
     </w:p>
     <w:p>
@@ -629,6 +389,148 @@
                 <w:sz w:val="18"/>
                 <w:u w:val="none"/>
               </w:rPr>
+              <w:t>MOXIE POWER GENERATION LIMITED</w:t>
+            </w:r>
+          </w:p>
+        </w:tc>
+        <w:tc>
+          <w:tcPr>
+            <w:tcW w:type="dxa" w:w="1814"/>
+            <w:shd w:val="clear" w:color="auto" w:fill="FFFFFF"/>
+            <w:tcBorders>
+              <w:top w:val="single" w:sz="4" w:space="0" w:color="000000"/>
+              <w:left w:val="single" w:sz="4" w:space="0" w:color="000000"/>
+              <w:bottom w:val="single" w:sz="4" w:space="0" w:color="000000"/>
+              <w:right w:val="single" w:sz="4" w:space="0" w:color="000000"/>
+            </w:tcBorders>
+            <w:vAlign w:val="center"/>
+          </w:tcPr>
+          <w:p>
+            <w:pPr>
+              <w:spacing w:before="40" w:after="40"/>
+              <w:jc w:val="left"/>
+            </w:pPr>
+            <w:r>
+              <w:rPr>
+                <w:rFonts w:ascii="Adani" w:hAnsi="Adani"/>
+                <w:b w:val="0"/>
+                <w:sz w:val="18"/>
+                <w:u w:val="none"/>
+              </w:rPr>
+              <w:t>Additional Director</w:t>
+            </w:r>
+          </w:p>
+        </w:tc>
+        <w:tc>
+          <w:tcPr>
+            <w:tcW w:type="dxa" w:w="1020"/>
+            <w:shd w:val="clear" w:color="auto" w:fill="FFFFFF"/>
+            <w:tcBorders>
+              <w:top w:val="single" w:sz="4" w:space="0" w:color="000000"/>
+              <w:left w:val="single" w:sz="4" w:space="0" w:color="000000"/>
+              <w:bottom w:val="single" w:sz="4" w:space="0" w:color="000000"/>
+              <w:right w:val="single" w:sz="4" w:space="0" w:color="000000"/>
+            </w:tcBorders>
+            <w:vAlign w:val="center"/>
+          </w:tcPr>
+          <w:p>
+            <w:pPr>
+              <w:spacing w:before="40" w:after="40"/>
+              <w:jc w:val="left"/>
+            </w:pPr>
+            <w:r>
+              <w:rPr>
+                <w:rFonts w:ascii="Adani" w:hAnsi="Adani"/>
+                <w:b w:val="0"/>
+                <w:sz w:val="18"/>
+                <w:u w:val="none"/>
+              </w:rPr>
+              <w:t>NIL</w:t>
+            </w:r>
+          </w:p>
+        </w:tc>
+        <w:tc>
+          <w:tcPr>
+            <w:tcW w:type="dxa" w:w="1247"/>
+            <w:shd w:val="clear" w:color="auto" w:fill="FFFFFF"/>
+            <w:tcBorders>
+              <w:top w:val="single" w:sz="4" w:space="0" w:color="000000"/>
+              <w:left w:val="single" w:sz="4" w:space="0" w:color="000000"/>
+              <w:bottom w:val="single" w:sz="4" w:space="0" w:color="000000"/>
+              <w:right w:val="single" w:sz="4" w:space="0" w:color="000000"/>
+            </w:tcBorders>
+            <w:vAlign w:val="center"/>
+          </w:tcPr>
+          <w:p>
+            <w:pPr>
+              <w:spacing w:before="40" w:after="40"/>
+              <w:jc w:val="left"/>
+            </w:pPr>
+            <w:r>
+              <w:rPr>
+                <w:rFonts w:ascii="Adani" w:hAnsi="Adani"/>
+                <w:b w:val="0"/>
+                <w:sz w:val="18"/>
+                <w:u w:val="none"/>
+              </w:rPr>
+              <w:t>01/07/2025</w:t>
+            </w:r>
+          </w:p>
+        </w:tc>
+      </w:tr>
+      <w:tr>
+        <w:tc>
+          <w:tcPr>
+            <w:tcW w:type="dxa" w:w="680"/>
+            <w:shd w:val="clear" w:color="auto" w:fill="FFFFFF"/>
+            <w:tcBorders>
+              <w:top w:val="single" w:sz="4" w:space="0" w:color="000000"/>
+              <w:left w:val="single" w:sz="4" w:space="0" w:color="000000"/>
+              <w:bottom w:val="single" w:sz="4" w:space="0" w:color="000000"/>
+              <w:right w:val="single" w:sz="4" w:space="0" w:color="000000"/>
+            </w:tcBorders>
+            <w:vAlign w:val="center"/>
+          </w:tcPr>
+          <w:p>
+            <w:pPr>
+              <w:spacing w:before="40" w:after="40"/>
+              <w:jc w:val="left"/>
+            </w:pPr>
+            <w:r>
+              <w:rPr>
+                <w:rFonts w:ascii="Adani" w:hAnsi="Adani"/>
+                <w:b w:val="0"/>
+                <w:sz w:val="18"/>
+                <w:u w:val="none"/>
+              </w:rPr>
+              <w:t>2</w:t>
+            </w:r>
+          </w:p>
+        </w:tc>
+        <w:tc>
+          <w:tcPr>
+            <w:tcW w:type="dxa" w:w="3969"/>
+            <w:shd w:val="clear" w:color="auto" w:fill="FFFFFF"/>
+            <w:tcBorders>
+              <w:top w:val="single" w:sz="4" w:space="0" w:color="000000"/>
+              <w:left w:val="single" w:sz="4" w:space="0" w:color="000000"/>
+              <w:bottom w:val="single" w:sz="4" w:space="0" w:color="000000"/>
+              <w:right w:val="single" w:sz="4" w:space="0" w:color="000000"/>
+            </w:tcBorders>
+            <w:vAlign w:val="center"/>
+          </w:tcPr>
+          <w:p>
+            <w:pPr>
+              <w:spacing w:before="40" w:after="40"/>
+              <w:jc w:val="left"/>
+            </w:pPr>
+            <w:r>
+              <w:rPr>
+                <w:rFonts w:ascii="Adani" w:hAnsi="Adani"/>
+                <w:b w:val="0"/>
+                <w:sz w:val="18"/>
+                <w:u w:val="none"/>
+              </w:rPr>
               <w:t>BULK CEMENT CORPORATION (INDIA) LIMITED</w:t>
             </w:r>
           </w:p>
@@ -743,7 +645,7 @@
                 <w:sz w:val="18"/>
                 <w:u w:val="none"/>
               </w:rPr>
-              <w:t>2</w:t>
+              <w:t>3</w:t>
             </w:r>
           </w:p>
         </w:tc>
@@ -885,7 +787,7 @@
                 <w:sz w:val="18"/>
                 <w:u w:val="none"/>
               </w:rPr>
-              <w:t>3</w:t>
+              <w:t>4</w:t>
             </w:r>
           </w:p>
         </w:tc>
@@ -913,7 +815,7 @@
                 <w:sz w:val="18"/>
                 <w:u w:val="none"/>
               </w:rPr>
-              <w:t>BARMER POWER TRANSMISSION SERVICE LIMITED</w:t>
+              <w:t>PENNA CEMENT INDUSTRIES LIMITED</w:t>
             </w:r>
           </w:p>
         </w:tc>
@@ -1027,7 +929,7 @@
                 <w:sz w:val="18"/>
                 <w:u w:val="none"/>
               </w:rPr>
-              <w:t>4</w:t>
+              <w:t>5</w:t>
             </w:r>
           </w:p>
         </w:tc>
@@ -1169,7 +1071,7 @@
                 <w:sz w:val="18"/>
                 <w:u w:val="none"/>
               </w:rPr>
-              <w:t>5</w:t>
+              <w:t>6</w:t>
             </w:r>
           </w:p>
         </w:tc>
@@ -1197,7 +1099,7 @@
                 <w:sz w:val="18"/>
                 <w:u w:val="none"/>
               </w:rPr>
-              <w:t>CHHATTISGARH-WR TRANSMISSION LIMITED</w:t>
+              <w:t>BARMER POWER TRANSMISSION SERVICE LIMITED</w:t>
             </w:r>
           </w:p>
         </w:tc>
@@ -1281,149 +1183,7 @@
                 <w:sz w:val="18"/>
                 <w:u w:val="none"/>
               </w:rPr>
-              <w:t>07/11/2024</w:t>
-            </w:r>
-          </w:p>
-        </w:tc>
-      </w:tr>
-      <w:tr>
-        <w:tc>
-          <w:tcPr>
-            <w:tcW w:type="dxa" w:w="680"/>
-            <w:shd w:val="clear" w:color="auto" w:fill="FFFFFF"/>
-            <w:tcBorders>
-              <w:top w:val="single" w:sz="4" w:space="0" w:color="000000"/>
-              <w:left w:val="single" w:sz="4" w:space="0" w:color="000000"/>
-              <w:bottom w:val="single" w:sz="4" w:space="0" w:color="000000"/>
-              <w:right w:val="single" w:sz="4" w:space="0" w:color="000000"/>
-            </w:tcBorders>
-            <w:vAlign w:val="center"/>
-          </w:tcPr>
-          <w:p>
-            <w:pPr>
-              <w:spacing w:before="40" w:after="40"/>
-              <w:jc w:val="left"/>
-            </w:pPr>
-            <w:r>
-              <w:rPr>
-                <w:rFonts w:ascii="Adani" w:hAnsi="Adani"/>
-                <w:b w:val="0"/>
-                <w:sz w:val="18"/>
-                <w:u w:val="none"/>
-              </w:rPr>
-              <w:t>6</w:t>
-            </w:r>
-          </w:p>
-        </w:tc>
-        <w:tc>
-          <w:tcPr>
-            <w:tcW w:type="dxa" w:w="3969"/>
-            <w:shd w:val="clear" w:color="auto" w:fill="FFFFFF"/>
-            <w:tcBorders>
-              <w:top w:val="single" w:sz="4" w:space="0" w:color="000000"/>
-              <w:left w:val="single" w:sz="4" w:space="0" w:color="000000"/>
-              <w:bottom w:val="single" w:sz="4" w:space="0" w:color="000000"/>
-              <w:right w:val="single" w:sz="4" w:space="0" w:color="000000"/>
-            </w:tcBorders>
-            <w:vAlign w:val="center"/>
-          </w:tcPr>
-          <w:p>
-            <w:pPr>
-              <w:spacing w:before="40" w:after="40"/>
-              <w:jc w:val="left"/>
-            </w:pPr>
-            <w:r>
-              <w:rPr>
-                <w:rFonts w:ascii="Adani" w:hAnsi="Adani"/>
-                <w:b w:val="0"/>
-                <w:sz w:val="18"/>
-                <w:u w:val="none"/>
-              </w:rPr>
-              <w:t>RAIPUR-RAJNANDGAON-WARORA TRANSMISSION LIMITED</w:t>
-            </w:r>
-          </w:p>
-        </w:tc>
-        <w:tc>
-          <w:tcPr>
-            <w:tcW w:type="dxa" w:w="1814"/>
-            <w:shd w:val="clear" w:color="auto" w:fill="FFFFFF"/>
-            <w:tcBorders>
-              <w:top w:val="single" w:sz="4" w:space="0" w:color="000000"/>
-              <w:left w:val="single" w:sz="4" w:space="0" w:color="000000"/>
-              <w:bottom w:val="single" w:sz="4" w:space="0" w:color="000000"/>
-              <w:right w:val="single" w:sz="4" w:space="0" w:color="000000"/>
-            </w:tcBorders>
-            <w:vAlign w:val="center"/>
-          </w:tcPr>
-          <w:p>
-            <w:pPr>
-              <w:spacing w:before="40" w:after="40"/>
-              <w:jc w:val="left"/>
-            </w:pPr>
-            <w:r>
-              <w:rPr>
-                <w:rFonts w:ascii="Adani" w:hAnsi="Adani"/>
-                <w:b w:val="0"/>
-                <w:sz w:val="18"/>
-                <w:u w:val="none"/>
-              </w:rPr>
-              <w:t>Additional Director</w:t>
-            </w:r>
-          </w:p>
-        </w:tc>
-        <w:tc>
-          <w:tcPr>
-            <w:tcW w:type="dxa" w:w="1020"/>
-            <w:shd w:val="clear" w:color="auto" w:fill="FFFFFF"/>
-            <w:tcBorders>
-              <w:top w:val="single" w:sz="4" w:space="0" w:color="000000"/>
-              <w:left w:val="single" w:sz="4" w:space="0" w:color="000000"/>
-              <w:bottom w:val="single" w:sz="4" w:space="0" w:color="000000"/>
-              <w:right w:val="single" w:sz="4" w:space="0" w:color="000000"/>
-            </w:tcBorders>
-            <w:vAlign w:val="center"/>
-          </w:tcPr>
-          <w:p>
-            <w:pPr>
-              <w:spacing w:before="40" w:after="40"/>
-              <w:jc w:val="left"/>
-            </w:pPr>
-            <w:r>
-              <w:rPr>
-                <w:rFonts w:ascii="Adani" w:hAnsi="Adani"/>
-                <w:b w:val="0"/>
-                <w:sz w:val="18"/>
-                <w:u w:val="none"/>
-              </w:rPr>
-              <w:t>NIL</w:t>
-            </w:r>
-          </w:p>
-        </w:tc>
-        <w:tc>
-          <w:tcPr>
-            <w:tcW w:type="dxa" w:w="1247"/>
-            <w:shd w:val="clear" w:color="auto" w:fill="FFFFFF"/>
-            <w:tcBorders>
-              <w:top w:val="single" w:sz="4" w:space="0" w:color="000000"/>
-              <w:left w:val="single" w:sz="4" w:space="0" w:color="000000"/>
-              <w:bottom w:val="single" w:sz="4" w:space="0" w:color="000000"/>
-              <w:right w:val="single" w:sz="4" w:space="0" w:color="000000"/>
-            </w:tcBorders>
-            <w:vAlign w:val="center"/>
-          </w:tcPr>
-          <w:p>
-            <w:pPr>
-              <w:spacing w:before="40" w:after="40"/>
-              <w:jc w:val="left"/>
-            </w:pPr>
-            <w:r>
-              <w:rPr>
-                <w:rFonts w:ascii="Adani" w:hAnsi="Adani"/>
-                <w:b w:val="0"/>
-                <w:sz w:val="18"/>
-                <w:u w:val="none"/>
-              </w:rPr>
-              <w:t>07/11/2024</w:t>
+              <w:t>13/11/2024</w:t>
             </w:r>
           </w:p>
         </w:tc>
@@ -1623,6 +1383,290 @@
                 <w:sz w:val="18"/>
                 <w:u w:val="none"/>
               </w:rPr>
+              <w:t>RAIPUR-RAJNANDGAON-WARORA TRANSMISSION LIMITED</w:t>
+            </w:r>
+          </w:p>
+        </w:tc>
+        <w:tc>
+          <w:tcPr>
+            <w:tcW w:type="dxa" w:w="1814"/>
+            <w:shd w:val="clear" w:color="auto" w:fill="FFFFFF"/>
+            <w:tcBorders>
+              <w:top w:val="single" w:sz="4" w:space="0" w:color="000000"/>
+              <w:left w:val="single" w:sz="4" w:space="0" w:color="000000"/>
+              <w:bottom w:val="single" w:sz="4" w:space="0" w:color="000000"/>
+              <w:right w:val="single" w:sz="4" w:space="0" w:color="000000"/>
+            </w:tcBorders>
+            <w:vAlign w:val="center"/>
+          </w:tcPr>
+          <w:p>
+            <w:pPr>
+              <w:spacing w:before="40" w:after="40"/>
+              <w:jc w:val="left"/>
+            </w:pPr>
+            <w:r>
+              <w:rPr>
+                <w:rFonts w:ascii="Adani" w:hAnsi="Adani"/>
+                <w:b w:val="0"/>
+                <w:sz w:val="18"/>
+                <w:u w:val="none"/>
+              </w:rPr>
+              <w:t>Additional Director</w:t>
+            </w:r>
+          </w:p>
+        </w:tc>
+        <w:tc>
+          <w:tcPr>
+            <w:tcW w:type="dxa" w:w="1020"/>
+            <w:shd w:val="clear" w:color="auto" w:fill="FFFFFF"/>
+            <w:tcBorders>
+              <w:top w:val="single" w:sz="4" w:space="0" w:color="000000"/>
+              <w:left w:val="single" w:sz="4" w:space="0" w:color="000000"/>
+              <w:bottom w:val="single" w:sz="4" w:space="0" w:color="000000"/>
+              <w:right w:val="single" w:sz="4" w:space="0" w:color="000000"/>
+            </w:tcBorders>
+            <w:vAlign w:val="center"/>
+          </w:tcPr>
+          <w:p>
+            <w:pPr>
+              <w:spacing w:before="40" w:after="40"/>
+              <w:jc w:val="left"/>
+            </w:pPr>
+            <w:r>
+              <w:rPr>
+                <w:rFonts w:ascii="Adani" w:hAnsi="Adani"/>
+                <w:b w:val="0"/>
+                <w:sz w:val="18"/>
+                <w:u w:val="none"/>
+              </w:rPr>
+              <w:t>NIL</w:t>
+            </w:r>
+          </w:p>
+        </w:tc>
+        <w:tc>
+          <w:tcPr>
+            <w:tcW w:type="dxa" w:w="1247"/>
+            <w:shd w:val="clear" w:color="auto" w:fill="FFFFFF"/>
+            <w:tcBorders>
+              <w:top w:val="single" w:sz="4" w:space="0" w:color="000000"/>
+              <w:left w:val="single" w:sz="4" w:space="0" w:color="000000"/>
+              <w:bottom w:val="single" w:sz="4" w:space="0" w:color="000000"/>
+              <w:right w:val="single" w:sz="4" w:space="0" w:color="000000"/>
+            </w:tcBorders>
+            <w:vAlign w:val="center"/>
+          </w:tcPr>
+          <w:p>
+            <w:pPr>
+              <w:spacing w:before="40" w:after="40"/>
+              <w:jc w:val="left"/>
+            </w:pPr>
+            <w:r>
+              <w:rPr>
+                <w:rFonts w:ascii="Adani" w:hAnsi="Adani"/>
+                <w:b w:val="0"/>
+                <w:sz w:val="18"/>
+                <w:u w:val="none"/>
+              </w:rPr>
+              <w:t>07/11/2024</w:t>
+            </w:r>
+          </w:p>
+        </w:tc>
+      </w:tr>
+      <w:tr>
+        <w:tc>
+          <w:tcPr>
+            <w:tcW w:type="dxa" w:w="680"/>
+            <w:shd w:val="clear" w:color="auto" w:fill="FFFFFF"/>
+            <w:tcBorders>
+              <w:top w:val="single" w:sz="4" w:space="0" w:color="000000"/>
+              <w:left w:val="single" w:sz="4" w:space="0" w:color="000000"/>
+              <w:bottom w:val="single" w:sz="4" w:space="0" w:color="000000"/>
+              <w:right w:val="single" w:sz="4" w:space="0" w:color="000000"/>
+            </w:tcBorders>
+            <w:vAlign w:val="center"/>
+          </w:tcPr>
+          <w:p>
+            <w:pPr>
+              <w:spacing w:before="40" w:after="40"/>
+              <w:jc w:val="left"/>
+            </w:pPr>
+            <w:r>
+              <w:rPr>
+                <w:rFonts w:ascii="Adani" w:hAnsi="Adani"/>
+                <w:b w:val="0"/>
+                <w:sz w:val="18"/>
+                <w:u w:val="none"/>
+              </w:rPr>
+              <w:t>9</w:t>
+            </w:r>
+          </w:p>
+        </w:tc>
+        <w:tc>
+          <w:tcPr>
+            <w:tcW w:type="dxa" w:w="3969"/>
+            <w:shd w:val="clear" w:color="auto" w:fill="FFFFFF"/>
+            <w:tcBorders>
+              <w:top w:val="single" w:sz="4" w:space="0" w:color="000000"/>
+              <w:left w:val="single" w:sz="4" w:space="0" w:color="000000"/>
+              <w:bottom w:val="single" w:sz="4" w:space="0" w:color="000000"/>
+              <w:right w:val="single" w:sz="4" w:space="0" w:color="000000"/>
+            </w:tcBorders>
+            <w:vAlign w:val="center"/>
+          </w:tcPr>
+          <w:p>
+            <w:pPr>
+              <w:spacing w:before="40" w:after="40"/>
+              <w:jc w:val="left"/>
+            </w:pPr>
+            <w:r>
+              <w:rPr>
+                <w:rFonts w:ascii="Adani" w:hAnsi="Adani"/>
+                <w:b w:val="0"/>
+                <w:sz w:val="18"/>
+                <w:u w:val="none"/>
+              </w:rPr>
+              <w:t>CHHATTISGARH-WR TRANSMISSION LIMITED</w:t>
+            </w:r>
+          </w:p>
+        </w:tc>
+        <w:tc>
+          <w:tcPr>
+            <w:tcW w:type="dxa" w:w="1814"/>
+            <w:shd w:val="clear" w:color="auto" w:fill="FFFFFF"/>
+            <w:tcBorders>
+              <w:top w:val="single" w:sz="4" w:space="0" w:color="000000"/>
+              <w:left w:val="single" w:sz="4" w:space="0" w:color="000000"/>
+              <w:bottom w:val="single" w:sz="4" w:space="0" w:color="000000"/>
+              <w:right w:val="single" w:sz="4" w:space="0" w:color="000000"/>
+            </w:tcBorders>
+            <w:vAlign w:val="center"/>
+          </w:tcPr>
+          <w:p>
+            <w:pPr>
+              <w:spacing w:before="40" w:after="40"/>
+              <w:jc w:val="left"/>
+            </w:pPr>
+            <w:r>
+              <w:rPr>
+                <w:rFonts w:ascii="Adani" w:hAnsi="Adani"/>
+                <w:b w:val="0"/>
+                <w:sz w:val="18"/>
+                <w:u w:val="none"/>
+              </w:rPr>
+              <w:t>Additional Director</w:t>
+            </w:r>
+          </w:p>
+        </w:tc>
+        <w:tc>
+          <w:tcPr>
+            <w:tcW w:type="dxa" w:w="1020"/>
+            <w:shd w:val="clear" w:color="auto" w:fill="FFFFFF"/>
+            <w:tcBorders>
+              <w:top w:val="single" w:sz="4" w:space="0" w:color="000000"/>
+              <w:left w:val="single" w:sz="4" w:space="0" w:color="000000"/>
+              <w:bottom w:val="single" w:sz="4" w:space="0" w:color="000000"/>
+              <w:right w:val="single" w:sz="4" w:space="0" w:color="000000"/>
+            </w:tcBorders>
+            <w:vAlign w:val="center"/>
+          </w:tcPr>
+          <w:p>
+            <w:pPr>
+              <w:spacing w:before="40" w:after="40"/>
+              <w:jc w:val="left"/>
+            </w:pPr>
+            <w:r>
+              <w:rPr>
+                <w:rFonts w:ascii="Adani" w:hAnsi="Adani"/>
+                <w:b w:val="0"/>
+                <w:sz w:val="18"/>
+                <w:u w:val="none"/>
+              </w:rPr>
+              <w:t>NIL</w:t>
+            </w:r>
+          </w:p>
+        </w:tc>
+        <w:tc>
+          <w:tcPr>
+            <w:tcW w:type="dxa" w:w="1247"/>
+            <w:shd w:val="clear" w:color="auto" w:fill="FFFFFF"/>
+            <w:tcBorders>
+              <w:top w:val="single" w:sz="4" w:space="0" w:color="000000"/>
+              <w:left w:val="single" w:sz="4" w:space="0" w:color="000000"/>
+              <w:bottom w:val="single" w:sz="4" w:space="0" w:color="000000"/>
+              <w:right w:val="single" w:sz="4" w:space="0" w:color="000000"/>
+            </w:tcBorders>
+            <w:vAlign w:val="center"/>
+          </w:tcPr>
+          <w:p>
+            <w:pPr>
+              <w:spacing w:before="40" w:after="40"/>
+              <w:jc w:val="left"/>
+            </w:pPr>
+            <w:r>
+              <w:rPr>
+                <w:rFonts w:ascii="Adani" w:hAnsi="Adani"/>
+                <w:b w:val="0"/>
+                <w:sz w:val="18"/>
+                <w:u w:val="none"/>
+              </w:rPr>
+              <w:t>07/11/2024</w:t>
+            </w:r>
+          </w:p>
+        </w:tc>
+      </w:tr>
+      <w:tr>
+        <w:tc>
+          <w:tcPr>
+            <w:tcW w:type="dxa" w:w="680"/>
+            <w:shd w:val="clear" w:color="auto" w:fill="FFFFFF"/>
+            <w:tcBorders>
+              <w:top w:val="single" w:sz="4" w:space="0" w:color="000000"/>
+              <w:left w:val="single" w:sz="4" w:space="0" w:color="000000"/>
+              <w:bottom w:val="single" w:sz="4" w:space="0" w:color="000000"/>
+              <w:right w:val="single" w:sz="4" w:space="0" w:color="000000"/>
+            </w:tcBorders>
+            <w:vAlign w:val="center"/>
+          </w:tcPr>
+          <w:p>
+            <w:pPr>
+              <w:spacing w:before="40" w:after="40"/>
+              <w:jc w:val="left"/>
+            </w:pPr>
+            <w:r>
+              <w:rPr>
+                <w:rFonts w:ascii="Adani" w:hAnsi="Adani"/>
+                <w:b w:val="0"/>
+                <w:sz w:val="18"/>
+                <w:u w:val="none"/>
+              </w:rPr>
+              <w:t>10</w:t>
+            </w:r>
+          </w:p>
+        </w:tc>
+        <w:tc>
+          <w:tcPr>
+            <w:tcW w:type="dxa" w:w="3969"/>
+            <w:shd w:val="clear" w:color="auto" w:fill="FFFFFF"/>
+            <w:tcBorders>
+              <w:top w:val="single" w:sz="4" w:space="0" w:color="000000"/>
+              <w:left w:val="single" w:sz="4" w:space="0" w:color="000000"/>
+              <w:bottom w:val="single" w:sz="4" w:space="0" w:color="000000"/>
+              <w:right w:val="single" w:sz="4" w:space="0" w:color="000000"/>
+            </w:tcBorders>
+            <w:vAlign w:val="center"/>
+          </w:tcPr>
+          <w:p>
+            <w:pPr>
+              <w:spacing w:before="40" w:after="40"/>
+              <w:jc w:val="left"/>
+            </w:pPr>
+            <w:r>
+              <w:rPr>
+                <w:rFonts w:ascii="Adani" w:hAnsi="Adani"/>
+                <w:b w:val="0"/>
+                <w:sz w:val="18"/>
+                <w:u w:val="none"/>
+              </w:rPr>
               <w:t>INTAS PHARMACEUTICALS LIMITED</w:t>
             </w:r>
           </w:p>
@@ -1708,1284 +1752,6 @@
                 <w:u w:val="none"/>
               </w:rPr>
               <w:t>29/06/2023</w:t>
-            </w:r>
-          </w:p>
-        </w:tc>
-      </w:tr>
-      <w:tr>
-        <w:tc>
-          <w:tcPr>
-            <w:tcW w:type="dxa" w:w="680"/>
-            <w:shd w:val="clear" w:color="auto" w:fill="FFFFFF"/>
-            <w:tcBorders>
-              <w:top w:val="single" w:sz="4" w:space="0" w:color="000000"/>
-              <w:left w:val="single" w:sz="4" w:space="0" w:color="000000"/>
-              <w:bottom w:val="single" w:sz="4" w:space="0" w:color="000000"/>
-              <w:right w:val="single" w:sz="4" w:space="0" w:color="000000"/>
-            </w:tcBorders>
-            <w:vAlign w:val="center"/>
-          </w:tcPr>
-          <w:p>
-            <w:pPr>
-              <w:spacing w:before="40" w:after="40"/>
-              <w:jc w:val="left"/>
-            </w:pPr>
-            <w:r>
-              <w:rPr>
-                <w:rFonts w:ascii="Adani" w:hAnsi="Adani"/>
-                <w:b w:val="0"/>
-                <w:sz w:val="18"/>
-                <w:u w:val="none"/>
-              </w:rPr>
-              <w:t>9</w:t>
-            </w:r>
-          </w:p>
-        </w:tc>
-        <w:tc>
-          <w:tcPr>
-            <w:tcW w:type="dxa" w:w="3969"/>
-            <w:shd w:val="clear" w:color="auto" w:fill="FFFFFF"/>
-            <w:tcBorders>
-              <w:top w:val="single" w:sz="4" w:space="0" w:color="000000"/>
-              <w:left w:val="single" w:sz="4" w:space="0" w:color="000000"/>
-              <w:bottom w:val="single" w:sz="4" w:space="0" w:color="000000"/>
-              <w:right w:val="single" w:sz="4" w:space="0" w:color="000000"/>
-            </w:tcBorders>
-            <w:vAlign w:val="center"/>
-          </w:tcPr>
-          <w:p>
-            <w:pPr>
-              <w:spacing w:before="40" w:after="40"/>
-              <w:jc w:val="left"/>
-            </w:pPr>
-            <w:r>
-              <w:rPr>
-                <w:rFonts w:ascii="Adani" w:hAnsi="Adani"/>
-                <w:b w:val="0"/>
-                <w:sz w:val="18"/>
-                <w:u w:val="none"/>
-              </w:rPr>
-              <w:t>ADANI SOLAR ENERGY JODHPUR FOUR LIMITED</w:t>
-            </w:r>
-          </w:p>
-        </w:tc>
-        <w:tc>
-          <w:tcPr>
-            <w:tcW w:type="dxa" w:w="1814"/>
-            <w:shd w:val="clear" w:color="auto" w:fill="FFFFFF"/>
-            <w:tcBorders>
-              <w:top w:val="single" w:sz="4" w:space="0" w:color="000000"/>
-              <w:left w:val="single" w:sz="4" w:space="0" w:color="000000"/>
-              <w:bottom w:val="single" w:sz="4" w:space="0" w:color="000000"/>
-              <w:right w:val="single" w:sz="4" w:space="0" w:color="000000"/>
-            </w:tcBorders>
-            <w:vAlign w:val="center"/>
-          </w:tcPr>
-          <w:p>
-            <w:pPr>
-              <w:spacing w:before="40" w:after="40"/>
-              <w:jc w:val="left"/>
-            </w:pPr>
-            <w:r>
-              <w:rPr>
-                <w:rFonts w:ascii="Adani" w:hAnsi="Adani"/>
-                <w:b w:val="0"/>
-                <w:sz w:val="18"/>
-                <w:u w:val="none"/>
-              </w:rPr>
-              <w:t>Director</w:t>
-            </w:r>
-          </w:p>
-        </w:tc>
-        <w:tc>
-          <w:tcPr>
-            <w:tcW w:type="dxa" w:w="1020"/>
-            <w:shd w:val="clear" w:color="auto" w:fill="FFFFFF"/>
-            <w:tcBorders>
-              <w:top w:val="single" w:sz="4" w:space="0" w:color="000000"/>
-              <w:left w:val="single" w:sz="4" w:space="0" w:color="000000"/>
-              <w:bottom w:val="single" w:sz="4" w:space="0" w:color="000000"/>
-              <w:right w:val="single" w:sz="4" w:space="0" w:color="000000"/>
-            </w:tcBorders>
-            <w:vAlign w:val="center"/>
-          </w:tcPr>
-          <w:p>
-            <w:pPr>
-              <w:spacing w:before="40" w:after="40"/>
-              <w:jc w:val="left"/>
-            </w:pPr>
-            <w:r>
-              <w:rPr>
-                <w:rFonts w:ascii="Adani" w:hAnsi="Adani"/>
-                <w:b w:val="0"/>
-                <w:sz w:val="18"/>
-                <w:u w:val="none"/>
-              </w:rPr>
-              <w:t>NIL</w:t>
-            </w:r>
-          </w:p>
-        </w:tc>
-        <w:tc>
-          <w:tcPr>
-            <w:tcW w:type="dxa" w:w="1247"/>
-            <w:shd w:val="clear" w:color="auto" w:fill="FFFFFF"/>
-            <w:tcBorders>
-              <w:top w:val="single" w:sz="4" w:space="0" w:color="000000"/>
-              <w:left w:val="single" w:sz="4" w:space="0" w:color="000000"/>
-              <w:bottom w:val="single" w:sz="4" w:space="0" w:color="000000"/>
-              <w:right w:val="single" w:sz="4" w:space="0" w:color="000000"/>
-            </w:tcBorders>
-            <w:vAlign w:val="center"/>
-          </w:tcPr>
-          <w:p>
-            <w:pPr>
-              <w:spacing w:before="40" w:after="40"/>
-              <w:jc w:val="left"/>
-            </w:pPr>
-            <w:r>
-              <w:rPr>
-                <w:rFonts w:ascii="Adani" w:hAnsi="Adani"/>
-                <w:b w:val="0"/>
-                <w:sz w:val="18"/>
-                <w:u w:val="none"/>
-              </w:rPr>
-              <w:t>25/07/2022</w:t>
-            </w:r>
-          </w:p>
-        </w:tc>
-      </w:tr>
-      <w:tr>
-        <w:tc>
-          <w:tcPr>
-            <w:tcW w:type="dxa" w:w="680"/>
-            <w:shd w:val="clear" w:color="auto" w:fill="FFFFFF"/>
-            <w:tcBorders>
-              <w:top w:val="single" w:sz="4" w:space="0" w:color="000000"/>
-              <w:left w:val="single" w:sz="4" w:space="0" w:color="000000"/>
-              <w:bottom w:val="single" w:sz="4" w:space="0" w:color="000000"/>
-              <w:right w:val="single" w:sz="4" w:space="0" w:color="000000"/>
-            </w:tcBorders>
-            <w:vAlign w:val="center"/>
-          </w:tcPr>
-          <w:p>
-            <w:pPr>
-              <w:spacing w:before="40" w:after="40"/>
-              <w:jc w:val="left"/>
-            </w:pPr>
-            <w:r>
-              <w:rPr>
-                <w:rFonts w:ascii="Adani" w:hAnsi="Adani"/>
-                <w:b w:val="0"/>
-                <w:sz w:val="18"/>
-                <w:u w:val="none"/>
-              </w:rPr>
-              <w:t>10</w:t>
-            </w:r>
-          </w:p>
-        </w:tc>
-        <w:tc>
-          <w:tcPr>
-            <w:tcW w:type="dxa" w:w="3969"/>
-            <w:shd w:val="clear" w:color="auto" w:fill="FFFFFF"/>
-            <w:tcBorders>
-              <w:top w:val="single" w:sz="4" w:space="0" w:color="000000"/>
-              <w:left w:val="single" w:sz="4" w:space="0" w:color="000000"/>
-              <w:bottom w:val="single" w:sz="4" w:space="0" w:color="000000"/>
-              <w:right w:val="single" w:sz="4" w:space="0" w:color="000000"/>
-            </w:tcBorders>
-            <w:vAlign w:val="center"/>
-          </w:tcPr>
-          <w:p>
-            <w:pPr>
-              <w:spacing w:before="40" w:after="40"/>
-              <w:jc w:val="left"/>
-            </w:pPr>
-            <w:r>
-              <w:rPr>
-                <w:rFonts w:ascii="Adani" w:hAnsi="Adani"/>
-                <w:b w:val="0"/>
-                <w:sz w:val="18"/>
-                <w:u w:val="none"/>
-              </w:rPr>
-              <w:t>ADANI SOLAR ENERGY JODHPUR THREE LIMITED</w:t>
-            </w:r>
-          </w:p>
-        </w:tc>
-        <w:tc>
-          <w:tcPr>
-            <w:tcW w:type="dxa" w:w="1814"/>
-            <w:shd w:val="clear" w:color="auto" w:fill="FFFFFF"/>
-            <w:tcBorders>
-              <w:top w:val="single" w:sz="4" w:space="0" w:color="000000"/>
-              <w:left w:val="single" w:sz="4" w:space="0" w:color="000000"/>
-              <w:bottom w:val="single" w:sz="4" w:space="0" w:color="000000"/>
-              <w:right w:val="single" w:sz="4" w:space="0" w:color="000000"/>
-            </w:tcBorders>
-            <w:vAlign w:val="center"/>
-          </w:tcPr>
-          <w:p>
-            <w:pPr>
-              <w:spacing w:before="40" w:after="40"/>
-              <w:jc w:val="left"/>
-            </w:pPr>
-            <w:r>
-              <w:rPr>
-                <w:rFonts w:ascii="Adani" w:hAnsi="Adani"/>
-                <w:b w:val="0"/>
-                <w:sz w:val="18"/>
-                <w:u w:val="none"/>
-              </w:rPr>
-              <w:t>Director</w:t>
-            </w:r>
-          </w:p>
-        </w:tc>
-        <w:tc>
-          <w:tcPr>
-            <w:tcW w:type="dxa" w:w="1020"/>
-            <w:shd w:val="clear" w:color="auto" w:fill="FFFFFF"/>
-            <w:tcBorders>
-              <w:top w:val="single" w:sz="4" w:space="0" w:color="000000"/>
-              <w:left w:val="single" w:sz="4" w:space="0" w:color="000000"/>
-              <w:bottom w:val="single" w:sz="4" w:space="0" w:color="000000"/>
-              <w:right w:val="single" w:sz="4" w:space="0" w:color="000000"/>
-            </w:tcBorders>
-            <w:vAlign w:val="center"/>
-          </w:tcPr>
-          <w:p>
-            <w:pPr>
-              <w:spacing w:before="40" w:after="40"/>
-              <w:jc w:val="left"/>
-            </w:pPr>
-            <w:r>
-              <w:rPr>
-                <w:rFonts w:ascii="Adani" w:hAnsi="Adani"/>
-                <w:b w:val="0"/>
-                <w:sz w:val="18"/>
-                <w:u w:val="none"/>
-              </w:rPr>
-              <w:t>NIL</w:t>
-            </w:r>
-          </w:p>
-        </w:tc>
-        <w:tc>
-          <w:tcPr>
-            <w:tcW w:type="dxa" w:w="1247"/>
-            <w:shd w:val="clear" w:color="auto" w:fill="FFFFFF"/>
-            <w:tcBorders>
-              <w:top w:val="single" w:sz="4" w:space="0" w:color="000000"/>
-              <w:left w:val="single" w:sz="4" w:space="0" w:color="000000"/>
-              <w:bottom w:val="single" w:sz="4" w:space="0" w:color="000000"/>
-              <w:right w:val="single" w:sz="4" w:space="0" w:color="000000"/>
-            </w:tcBorders>
-            <w:vAlign w:val="center"/>
-          </w:tcPr>
-          <w:p>
-            <w:pPr>
-              <w:spacing w:before="40" w:after="40"/>
-              <w:jc w:val="left"/>
-            </w:pPr>
-            <w:r>
-              <w:rPr>
-                <w:rFonts w:ascii="Adani" w:hAnsi="Adani"/>
-                <w:b w:val="0"/>
-                <w:sz w:val="18"/>
-                <w:u w:val="none"/>
-              </w:rPr>
-              <w:t>25/07/2022</w:t>
-            </w:r>
-          </w:p>
-        </w:tc>
-      </w:tr>
-      <w:tr>
-        <w:tc>
-          <w:tcPr>
-            <w:tcW w:type="dxa" w:w="680"/>
-            <w:shd w:val="clear" w:color="auto" w:fill="FFFFFF"/>
-            <w:tcBorders>
-              <w:top w:val="single" w:sz="4" w:space="0" w:color="000000"/>
-              <w:left w:val="single" w:sz="4" w:space="0" w:color="000000"/>
-              <w:bottom w:val="single" w:sz="4" w:space="0" w:color="000000"/>
-              <w:right w:val="single" w:sz="4" w:space="0" w:color="000000"/>
-            </w:tcBorders>
-            <w:vAlign w:val="center"/>
-          </w:tcPr>
-          <w:p>
-            <w:pPr>
-              <w:spacing w:before="40" w:after="40"/>
-              <w:jc w:val="left"/>
-            </w:pPr>
-            <w:r>
-              <w:rPr>
-                <w:rFonts w:ascii="Adani" w:hAnsi="Adani"/>
-                <w:b w:val="0"/>
-                <w:sz w:val="18"/>
-                <w:u w:val="none"/>
-              </w:rPr>
-              <w:t>11</w:t>
-            </w:r>
-          </w:p>
-        </w:tc>
-        <w:tc>
-          <w:tcPr>
-            <w:tcW w:type="dxa" w:w="3969"/>
-            <w:shd w:val="clear" w:color="auto" w:fill="FFFFFF"/>
-            <w:tcBorders>
-              <w:top w:val="single" w:sz="4" w:space="0" w:color="000000"/>
-              <w:left w:val="single" w:sz="4" w:space="0" w:color="000000"/>
-              <w:bottom w:val="single" w:sz="4" w:space="0" w:color="000000"/>
-              <w:right w:val="single" w:sz="4" w:space="0" w:color="000000"/>
-            </w:tcBorders>
-            <w:vAlign w:val="center"/>
-          </w:tcPr>
-          <w:p>
-            <w:pPr>
-              <w:spacing w:before="40" w:after="40"/>
-              <w:jc w:val="left"/>
-            </w:pPr>
-            <w:r>
-              <w:rPr>
-                <w:rFonts w:ascii="Adani" w:hAnsi="Adani"/>
-                <w:b w:val="0"/>
-                <w:sz w:val="18"/>
-                <w:u w:val="none"/>
-              </w:rPr>
-              <w:t>ADANI SOLAR ENERGY KA NINE LIMITED</w:t>
-            </w:r>
-          </w:p>
-        </w:tc>
-        <w:tc>
-          <w:tcPr>
-            <w:tcW w:type="dxa" w:w="1814"/>
-            <w:shd w:val="clear" w:color="auto" w:fill="FFFFFF"/>
-            <w:tcBorders>
-              <w:top w:val="single" w:sz="4" w:space="0" w:color="000000"/>
-              <w:left w:val="single" w:sz="4" w:space="0" w:color="000000"/>
-              <w:bottom w:val="single" w:sz="4" w:space="0" w:color="000000"/>
-              <w:right w:val="single" w:sz="4" w:space="0" w:color="000000"/>
-            </w:tcBorders>
-            <w:vAlign w:val="center"/>
-          </w:tcPr>
-          <w:p>
-            <w:pPr>
-              <w:spacing w:before="40" w:after="40"/>
-              <w:jc w:val="left"/>
-            </w:pPr>
-            <w:r>
-              <w:rPr>
-                <w:rFonts w:ascii="Adani" w:hAnsi="Adani"/>
-                <w:b w:val="0"/>
-                <w:sz w:val="18"/>
-                <w:u w:val="none"/>
-              </w:rPr>
-              <w:t>Director</w:t>
-            </w:r>
-          </w:p>
-        </w:tc>
-        <w:tc>
-          <w:tcPr>
-            <w:tcW w:type="dxa" w:w="1020"/>
-            <w:shd w:val="clear" w:color="auto" w:fill="FFFFFF"/>
-            <w:tcBorders>
-              <w:top w:val="single" w:sz="4" w:space="0" w:color="000000"/>
-              <w:left w:val="single" w:sz="4" w:space="0" w:color="000000"/>
-              <w:bottom w:val="single" w:sz="4" w:space="0" w:color="000000"/>
-              <w:right w:val="single" w:sz="4" w:space="0" w:color="000000"/>
-            </w:tcBorders>
-            <w:vAlign w:val="center"/>
-          </w:tcPr>
-          <w:p>
-            <w:pPr>
-              <w:spacing w:before="40" w:after="40"/>
-              <w:jc w:val="left"/>
-            </w:pPr>
-            <w:r>
-              <w:rPr>
-                <w:rFonts w:ascii="Adani" w:hAnsi="Adani"/>
-                <w:b w:val="0"/>
-                <w:sz w:val="18"/>
-                <w:u w:val="none"/>
-              </w:rPr>
-              <w:t>NIL</w:t>
-            </w:r>
-          </w:p>
-        </w:tc>
-        <w:tc>
-          <w:tcPr>
-            <w:tcW w:type="dxa" w:w="1247"/>
-            <w:shd w:val="clear" w:color="auto" w:fill="FFFFFF"/>
-            <w:tcBorders>
-              <w:top w:val="single" w:sz="4" w:space="0" w:color="000000"/>
-              <w:left w:val="single" w:sz="4" w:space="0" w:color="000000"/>
-              <w:bottom w:val="single" w:sz="4" w:space="0" w:color="000000"/>
-              <w:right w:val="single" w:sz="4" w:space="0" w:color="000000"/>
-            </w:tcBorders>
-            <w:vAlign w:val="center"/>
-          </w:tcPr>
-          <w:p>
-            <w:pPr>
-              <w:spacing w:before="40" w:after="40"/>
-              <w:jc w:val="left"/>
-            </w:pPr>
-            <w:r>
-              <w:rPr>
-                <w:rFonts w:ascii="Adani" w:hAnsi="Adani"/>
-                <w:b w:val="0"/>
-                <w:sz w:val="18"/>
-                <w:u w:val="none"/>
-              </w:rPr>
-              <w:t>10/03/2022</w:t>
-            </w:r>
-          </w:p>
-        </w:tc>
-      </w:tr>
-      <w:tr>
-        <w:tc>
-          <w:tcPr>
-            <w:tcW w:type="dxa" w:w="680"/>
-            <w:shd w:val="clear" w:color="auto" w:fill="FFFFFF"/>
-            <w:tcBorders>
-              <w:top w:val="single" w:sz="4" w:space="0" w:color="000000"/>
-              <w:left w:val="single" w:sz="4" w:space="0" w:color="000000"/>
-              <w:bottom w:val="single" w:sz="4" w:space="0" w:color="000000"/>
-              <w:right w:val="single" w:sz="4" w:space="0" w:color="000000"/>
-            </w:tcBorders>
-            <w:vAlign w:val="center"/>
-          </w:tcPr>
-          <w:p>
-            <w:pPr>
-              <w:spacing w:before="40" w:after="40"/>
-              <w:jc w:val="left"/>
-            </w:pPr>
-            <w:r>
-              <w:rPr>
-                <w:rFonts w:ascii="Adani" w:hAnsi="Adani"/>
-                <w:b w:val="0"/>
-                <w:sz w:val="18"/>
-                <w:u w:val="none"/>
-              </w:rPr>
-              <w:t>12</w:t>
-            </w:r>
-          </w:p>
-        </w:tc>
-        <w:tc>
-          <w:tcPr>
-            <w:tcW w:type="dxa" w:w="3969"/>
-            <w:shd w:val="clear" w:color="auto" w:fill="FFFFFF"/>
-            <w:tcBorders>
-              <w:top w:val="single" w:sz="4" w:space="0" w:color="000000"/>
-              <w:left w:val="single" w:sz="4" w:space="0" w:color="000000"/>
-              <w:bottom w:val="single" w:sz="4" w:space="0" w:color="000000"/>
-              <w:right w:val="single" w:sz="4" w:space="0" w:color="000000"/>
-            </w:tcBorders>
-            <w:vAlign w:val="center"/>
-          </w:tcPr>
-          <w:p>
-            <w:pPr>
-              <w:spacing w:before="40" w:after="40"/>
-              <w:jc w:val="left"/>
-            </w:pPr>
-            <w:r>
-              <w:rPr>
-                <w:rFonts w:ascii="Adani" w:hAnsi="Adani"/>
-                <w:b w:val="0"/>
-                <w:sz w:val="18"/>
-                <w:u w:val="none"/>
-              </w:rPr>
-              <w:t>ADANI SOLAR ENERGY JODHPUR FIVE LIMITED</w:t>
-            </w:r>
-          </w:p>
-        </w:tc>
-        <w:tc>
-          <w:tcPr>
-            <w:tcW w:type="dxa" w:w="1814"/>
-            <w:shd w:val="clear" w:color="auto" w:fill="FFFFFF"/>
-            <w:tcBorders>
-              <w:top w:val="single" w:sz="4" w:space="0" w:color="000000"/>
-              <w:left w:val="single" w:sz="4" w:space="0" w:color="000000"/>
-              <w:bottom w:val="single" w:sz="4" w:space="0" w:color="000000"/>
-              <w:right w:val="single" w:sz="4" w:space="0" w:color="000000"/>
-            </w:tcBorders>
-            <w:vAlign w:val="center"/>
-          </w:tcPr>
-          <w:p>
-            <w:pPr>
-              <w:spacing w:before="40" w:after="40"/>
-              <w:jc w:val="left"/>
-            </w:pPr>
-            <w:r>
-              <w:rPr>
-                <w:rFonts w:ascii="Adani" w:hAnsi="Adani"/>
-                <w:b w:val="0"/>
-                <w:sz w:val="18"/>
-                <w:u w:val="none"/>
-              </w:rPr>
-              <w:t>Director</w:t>
-            </w:r>
-          </w:p>
-        </w:tc>
-        <w:tc>
-          <w:tcPr>
-            <w:tcW w:type="dxa" w:w="1020"/>
-            <w:shd w:val="clear" w:color="auto" w:fill="FFFFFF"/>
-            <w:tcBorders>
-              <w:top w:val="single" w:sz="4" w:space="0" w:color="000000"/>
-              <w:left w:val="single" w:sz="4" w:space="0" w:color="000000"/>
-              <w:bottom w:val="single" w:sz="4" w:space="0" w:color="000000"/>
-              <w:right w:val="single" w:sz="4" w:space="0" w:color="000000"/>
-            </w:tcBorders>
-            <w:vAlign w:val="center"/>
-          </w:tcPr>
-          <w:p>
-            <w:pPr>
-              <w:spacing w:before="40" w:after="40"/>
-              <w:jc w:val="left"/>
-            </w:pPr>
-            <w:r>
-              <w:rPr>
-                <w:rFonts w:ascii="Adani" w:hAnsi="Adani"/>
-                <w:b w:val="0"/>
-                <w:sz w:val="18"/>
-                <w:u w:val="none"/>
-              </w:rPr>
-              <w:t>NIL</w:t>
-            </w:r>
-          </w:p>
-        </w:tc>
-        <w:tc>
-          <w:tcPr>
-            <w:tcW w:type="dxa" w:w="1247"/>
-            <w:shd w:val="clear" w:color="auto" w:fill="FFFFFF"/>
-            <w:tcBorders>
-              <w:top w:val="single" w:sz="4" w:space="0" w:color="000000"/>
-              <w:left w:val="single" w:sz="4" w:space="0" w:color="000000"/>
-              <w:bottom w:val="single" w:sz="4" w:space="0" w:color="000000"/>
-              <w:right w:val="single" w:sz="4" w:space="0" w:color="000000"/>
-            </w:tcBorders>
-            <w:vAlign w:val="center"/>
-          </w:tcPr>
-          <w:p>
-            <w:pPr>
-              <w:spacing w:before="40" w:after="40"/>
-              <w:jc w:val="left"/>
-            </w:pPr>
-            <w:r>
-              <w:rPr>
-                <w:rFonts w:ascii="Adani" w:hAnsi="Adani"/>
-                <w:b w:val="0"/>
-                <w:sz w:val="18"/>
-                <w:u w:val="none"/>
-              </w:rPr>
-              <w:t>10/03/2022</w:t>
-            </w:r>
-          </w:p>
-        </w:tc>
-      </w:tr>
-      <w:tr>
-        <w:tc>
-          <w:tcPr>
-            <w:tcW w:type="dxa" w:w="680"/>
-            <w:shd w:val="clear" w:color="auto" w:fill="FFFFFF"/>
-            <w:tcBorders>
-              <w:top w:val="single" w:sz="4" w:space="0" w:color="000000"/>
-              <w:left w:val="single" w:sz="4" w:space="0" w:color="000000"/>
-              <w:bottom w:val="single" w:sz="4" w:space="0" w:color="000000"/>
-              <w:right w:val="single" w:sz="4" w:space="0" w:color="000000"/>
-            </w:tcBorders>
-            <w:vAlign w:val="center"/>
-          </w:tcPr>
-          <w:p>
-            <w:pPr>
-              <w:spacing w:before="40" w:after="40"/>
-              <w:jc w:val="left"/>
-            </w:pPr>
-            <w:r>
-              <w:rPr>
-                <w:rFonts w:ascii="Adani" w:hAnsi="Adani"/>
-                <w:b w:val="0"/>
-                <w:sz w:val="18"/>
-                <w:u w:val="none"/>
-              </w:rPr>
-              <w:t>13</w:t>
-            </w:r>
-          </w:p>
-        </w:tc>
-        <w:tc>
-          <w:tcPr>
-            <w:tcW w:type="dxa" w:w="3969"/>
-            <w:shd w:val="clear" w:color="auto" w:fill="FFFFFF"/>
-            <w:tcBorders>
-              <w:top w:val="single" w:sz="4" w:space="0" w:color="000000"/>
-              <w:left w:val="single" w:sz="4" w:space="0" w:color="000000"/>
-              <w:bottom w:val="single" w:sz="4" w:space="0" w:color="000000"/>
-              <w:right w:val="single" w:sz="4" w:space="0" w:color="000000"/>
-            </w:tcBorders>
-            <w:vAlign w:val="center"/>
-          </w:tcPr>
-          <w:p>
-            <w:pPr>
-              <w:spacing w:before="40" w:after="40"/>
-              <w:jc w:val="left"/>
-            </w:pPr>
-            <w:r>
-              <w:rPr>
-                <w:rFonts w:ascii="Adani" w:hAnsi="Adani"/>
-                <w:b w:val="0"/>
-                <w:sz w:val="18"/>
-                <w:u w:val="none"/>
-              </w:rPr>
-              <w:t>ADANI SOLAR ENERGY AP SEVEN PRIVATE LIMITED</w:t>
-            </w:r>
-          </w:p>
-        </w:tc>
-        <w:tc>
-          <w:tcPr>
-            <w:tcW w:type="dxa" w:w="1814"/>
-            <w:shd w:val="clear" w:color="auto" w:fill="FFFFFF"/>
-            <w:tcBorders>
-              <w:top w:val="single" w:sz="4" w:space="0" w:color="000000"/>
-              <w:left w:val="single" w:sz="4" w:space="0" w:color="000000"/>
-              <w:bottom w:val="single" w:sz="4" w:space="0" w:color="000000"/>
-              <w:right w:val="single" w:sz="4" w:space="0" w:color="000000"/>
-            </w:tcBorders>
-            <w:vAlign w:val="center"/>
-          </w:tcPr>
-          <w:p>
-            <w:pPr>
-              <w:spacing w:before="40" w:after="40"/>
-              <w:jc w:val="left"/>
-            </w:pPr>
-            <w:r>
-              <w:rPr>
-                <w:rFonts w:ascii="Adani" w:hAnsi="Adani"/>
-                <w:b w:val="0"/>
-                <w:sz w:val="18"/>
-                <w:u w:val="none"/>
-              </w:rPr>
-              <w:t>Director</w:t>
-            </w:r>
-          </w:p>
-        </w:tc>
-        <w:tc>
-          <w:tcPr>
-            <w:tcW w:type="dxa" w:w="1020"/>
-            <w:shd w:val="clear" w:color="auto" w:fill="FFFFFF"/>
-            <w:tcBorders>
-              <w:top w:val="single" w:sz="4" w:space="0" w:color="000000"/>
-              <w:left w:val="single" w:sz="4" w:space="0" w:color="000000"/>
-              <w:bottom w:val="single" w:sz="4" w:space="0" w:color="000000"/>
-              <w:right w:val="single" w:sz="4" w:space="0" w:color="000000"/>
-            </w:tcBorders>
-            <w:vAlign w:val="center"/>
-          </w:tcPr>
-          <w:p>
-            <w:pPr>
-              <w:spacing w:before="40" w:after="40"/>
-              <w:jc w:val="left"/>
-            </w:pPr>
-            <w:r>
-              <w:rPr>
-                <w:rFonts w:ascii="Adani" w:hAnsi="Adani"/>
-                <w:b w:val="0"/>
-                <w:sz w:val="18"/>
-                <w:u w:val="none"/>
-              </w:rPr>
-              <w:t>NIL</w:t>
-            </w:r>
-          </w:p>
-        </w:tc>
-        <w:tc>
-          <w:tcPr>
-            <w:tcW w:type="dxa" w:w="1247"/>
-            <w:shd w:val="clear" w:color="auto" w:fill="FFFFFF"/>
-            <w:tcBorders>
-              <w:top w:val="single" w:sz="4" w:space="0" w:color="000000"/>
-              <w:left w:val="single" w:sz="4" w:space="0" w:color="000000"/>
-              <w:bottom w:val="single" w:sz="4" w:space="0" w:color="000000"/>
-              <w:right w:val="single" w:sz="4" w:space="0" w:color="000000"/>
-            </w:tcBorders>
-            <w:vAlign w:val="center"/>
-          </w:tcPr>
-          <w:p>
-            <w:pPr>
-              <w:spacing w:before="40" w:after="40"/>
-              <w:jc w:val="left"/>
-            </w:pPr>
-            <w:r>
-              <w:rPr>
-                <w:rFonts w:ascii="Adani" w:hAnsi="Adani"/>
-                <w:b w:val="0"/>
-                <w:sz w:val="18"/>
-                <w:u w:val="none"/>
-              </w:rPr>
-              <w:t>10/03/2022</w:t>
-            </w:r>
-          </w:p>
-        </w:tc>
-      </w:tr>
-      <w:tr>
-        <w:tc>
-          <w:tcPr>
-            <w:tcW w:type="dxa" w:w="680"/>
-            <w:shd w:val="clear" w:color="auto" w:fill="FFFFFF"/>
-            <w:tcBorders>
-              <w:top w:val="single" w:sz="4" w:space="0" w:color="000000"/>
-              <w:left w:val="single" w:sz="4" w:space="0" w:color="000000"/>
-              <w:bottom w:val="single" w:sz="4" w:space="0" w:color="000000"/>
-              <w:right w:val="single" w:sz="4" w:space="0" w:color="000000"/>
-            </w:tcBorders>
-            <w:vAlign w:val="center"/>
-          </w:tcPr>
-          <w:p>
-            <w:pPr>
-              <w:spacing w:before="40" w:after="40"/>
-              <w:jc w:val="left"/>
-            </w:pPr>
-            <w:r>
-              <w:rPr>
-                <w:rFonts w:ascii="Adani" w:hAnsi="Adani"/>
-                <w:b w:val="0"/>
-                <w:sz w:val="18"/>
-                <w:u w:val="none"/>
-              </w:rPr>
-              <w:t>14</w:t>
-            </w:r>
-          </w:p>
-        </w:tc>
-        <w:tc>
-          <w:tcPr>
-            <w:tcW w:type="dxa" w:w="3969"/>
-            <w:shd w:val="clear" w:color="auto" w:fill="FFFFFF"/>
-            <w:tcBorders>
-              <w:top w:val="single" w:sz="4" w:space="0" w:color="000000"/>
-              <w:left w:val="single" w:sz="4" w:space="0" w:color="000000"/>
-              <w:bottom w:val="single" w:sz="4" w:space="0" w:color="000000"/>
-              <w:right w:val="single" w:sz="4" w:space="0" w:color="000000"/>
-            </w:tcBorders>
-            <w:vAlign w:val="center"/>
-          </w:tcPr>
-          <w:p>
-            <w:pPr>
-              <w:spacing w:before="40" w:after="40"/>
-              <w:jc w:val="left"/>
-            </w:pPr>
-            <w:r>
-              <w:rPr>
-                <w:rFonts w:ascii="Adani" w:hAnsi="Adani"/>
-                <w:b w:val="0"/>
-                <w:sz w:val="18"/>
-                <w:u w:val="none"/>
-              </w:rPr>
-              <w:t>ADANI SOLAR ENERGY JODHPUR TWO LIMITED</w:t>
-            </w:r>
-          </w:p>
-        </w:tc>
-        <w:tc>
-          <w:tcPr>
-            <w:tcW w:type="dxa" w:w="1814"/>
-            <w:shd w:val="clear" w:color="auto" w:fill="FFFFFF"/>
-            <w:tcBorders>
-              <w:top w:val="single" w:sz="4" w:space="0" w:color="000000"/>
-              <w:left w:val="single" w:sz="4" w:space="0" w:color="000000"/>
-              <w:bottom w:val="single" w:sz="4" w:space="0" w:color="000000"/>
-              <w:right w:val="single" w:sz="4" w:space="0" w:color="000000"/>
-            </w:tcBorders>
-            <w:vAlign w:val="center"/>
-          </w:tcPr>
-          <w:p>
-            <w:pPr>
-              <w:spacing w:before="40" w:after="40"/>
-              <w:jc w:val="left"/>
-            </w:pPr>
-            <w:r>
-              <w:rPr>
-                <w:rFonts w:ascii="Adani" w:hAnsi="Adani"/>
-                <w:b w:val="0"/>
-                <w:sz w:val="18"/>
-                <w:u w:val="none"/>
-              </w:rPr>
-              <w:t>Director</w:t>
-            </w:r>
-          </w:p>
-        </w:tc>
-        <w:tc>
-          <w:tcPr>
-            <w:tcW w:type="dxa" w:w="1020"/>
-            <w:shd w:val="clear" w:color="auto" w:fill="FFFFFF"/>
-            <w:tcBorders>
-              <w:top w:val="single" w:sz="4" w:space="0" w:color="000000"/>
-              <w:left w:val="single" w:sz="4" w:space="0" w:color="000000"/>
-              <w:bottom w:val="single" w:sz="4" w:space="0" w:color="000000"/>
-              <w:right w:val="single" w:sz="4" w:space="0" w:color="000000"/>
-            </w:tcBorders>
-            <w:vAlign w:val="center"/>
-          </w:tcPr>
-          <w:p>
-            <w:pPr>
-              <w:spacing w:before="40" w:after="40"/>
-              <w:jc w:val="left"/>
-            </w:pPr>
-            <w:r>
-              <w:rPr>
-                <w:rFonts w:ascii="Adani" w:hAnsi="Adani"/>
-                <w:b w:val="0"/>
-                <w:sz w:val="18"/>
-                <w:u w:val="none"/>
-              </w:rPr>
-              <w:t>NIL</w:t>
-            </w:r>
-          </w:p>
-        </w:tc>
-        <w:tc>
-          <w:tcPr>
-            <w:tcW w:type="dxa" w:w="1247"/>
-            <w:shd w:val="clear" w:color="auto" w:fill="FFFFFF"/>
-            <w:tcBorders>
-              <w:top w:val="single" w:sz="4" w:space="0" w:color="000000"/>
-              <w:left w:val="single" w:sz="4" w:space="0" w:color="000000"/>
-              <w:bottom w:val="single" w:sz="4" w:space="0" w:color="000000"/>
-              <w:right w:val="single" w:sz="4" w:space="0" w:color="000000"/>
-            </w:tcBorders>
-            <w:vAlign w:val="center"/>
-          </w:tcPr>
-          <w:p>
-            <w:pPr>
-              <w:spacing w:before="40" w:after="40"/>
-              <w:jc w:val="left"/>
-            </w:pPr>
-            <w:r>
-              <w:rPr>
-                <w:rFonts w:ascii="Adani" w:hAnsi="Adani"/>
-                <w:b w:val="0"/>
-                <w:sz w:val="18"/>
-                <w:u w:val="none"/>
-              </w:rPr>
-              <w:t>10/03/2022</w:t>
-            </w:r>
-          </w:p>
-        </w:tc>
-      </w:tr>
-      <w:tr>
-        <w:tc>
-          <w:tcPr>
-            <w:tcW w:type="dxa" w:w="680"/>
-            <w:shd w:val="clear" w:color="auto" w:fill="FFFFFF"/>
-            <w:tcBorders>
-              <w:top w:val="single" w:sz="4" w:space="0" w:color="000000"/>
-              <w:left w:val="single" w:sz="4" w:space="0" w:color="000000"/>
-              <w:bottom w:val="single" w:sz="4" w:space="0" w:color="000000"/>
-              <w:right w:val="single" w:sz="4" w:space="0" w:color="000000"/>
-            </w:tcBorders>
-            <w:vAlign w:val="center"/>
-          </w:tcPr>
-          <w:p>
-            <w:pPr>
-              <w:spacing w:before="40" w:after="40"/>
-              <w:jc w:val="left"/>
-            </w:pPr>
-            <w:r>
-              <w:rPr>
-                <w:rFonts w:ascii="Adani" w:hAnsi="Adani"/>
-                <w:b w:val="0"/>
-                <w:sz w:val="18"/>
-                <w:u w:val="none"/>
-              </w:rPr>
-              <w:t>15</w:t>
-            </w:r>
-          </w:p>
-        </w:tc>
-        <w:tc>
-          <w:tcPr>
-            <w:tcW w:type="dxa" w:w="3969"/>
-            <w:shd w:val="clear" w:color="auto" w:fill="FFFFFF"/>
-            <w:tcBorders>
-              <w:top w:val="single" w:sz="4" w:space="0" w:color="000000"/>
-              <w:left w:val="single" w:sz="4" w:space="0" w:color="000000"/>
-              <w:bottom w:val="single" w:sz="4" w:space="0" w:color="000000"/>
-              <w:right w:val="single" w:sz="4" w:space="0" w:color="000000"/>
-            </w:tcBorders>
-            <w:vAlign w:val="center"/>
-          </w:tcPr>
-          <w:p>
-            <w:pPr>
-              <w:spacing w:before="40" w:after="40"/>
-              <w:jc w:val="left"/>
-            </w:pPr>
-            <w:r>
-              <w:rPr>
-                <w:rFonts w:ascii="Adani" w:hAnsi="Adani"/>
-                <w:b w:val="0"/>
-                <w:sz w:val="18"/>
-                <w:u w:val="none"/>
-              </w:rPr>
-              <w:t>ADANI SOLAR ENERGY KUTCHH ONE LIMITED</w:t>
-            </w:r>
-          </w:p>
-        </w:tc>
-        <w:tc>
-          <w:tcPr>
-            <w:tcW w:type="dxa" w:w="1814"/>
-            <w:shd w:val="clear" w:color="auto" w:fill="FFFFFF"/>
-            <w:tcBorders>
-              <w:top w:val="single" w:sz="4" w:space="0" w:color="000000"/>
-              <w:left w:val="single" w:sz="4" w:space="0" w:color="000000"/>
-              <w:bottom w:val="single" w:sz="4" w:space="0" w:color="000000"/>
-              <w:right w:val="single" w:sz="4" w:space="0" w:color="000000"/>
-            </w:tcBorders>
-            <w:vAlign w:val="center"/>
-          </w:tcPr>
-          <w:p>
-            <w:pPr>
-              <w:spacing w:before="40" w:after="40"/>
-              <w:jc w:val="left"/>
-            </w:pPr>
-            <w:r>
-              <w:rPr>
-                <w:rFonts w:ascii="Adani" w:hAnsi="Adani"/>
-                <w:b w:val="0"/>
-                <w:sz w:val="18"/>
-                <w:u w:val="none"/>
-              </w:rPr>
-              <w:t>Director</w:t>
-            </w:r>
-          </w:p>
-        </w:tc>
-        <w:tc>
-          <w:tcPr>
-            <w:tcW w:type="dxa" w:w="1020"/>
-            <w:shd w:val="clear" w:color="auto" w:fill="FFFFFF"/>
-            <w:tcBorders>
-              <w:top w:val="single" w:sz="4" w:space="0" w:color="000000"/>
-              <w:left w:val="single" w:sz="4" w:space="0" w:color="000000"/>
-              <w:bottom w:val="single" w:sz="4" w:space="0" w:color="000000"/>
-              <w:right w:val="single" w:sz="4" w:space="0" w:color="000000"/>
-            </w:tcBorders>
-            <w:vAlign w:val="center"/>
-          </w:tcPr>
-          <w:p>
-            <w:pPr>
-              <w:spacing w:before="40" w:after="40"/>
-              <w:jc w:val="left"/>
-            </w:pPr>
-            <w:r>
-              <w:rPr>
-                <w:rFonts w:ascii="Adani" w:hAnsi="Adani"/>
-                <w:b w:val="0"/>
-                <w:sz w:val="18"/>
-                <w:u w:val="none"/>
-              </w:rPr>
-              <w:t>NIL</w:t>
-            </w:r>
-          </w:p>
-        </w:tc>
-        <w:tc>
-          <w:tcPr>
-            <w:tcW w:type="dxa" w:w="1247"/>
-            <w:shd w:val="clear" w:color="auto" w:fill="FFFFFF"/>
-            <w:tcBorders>
-              <w:top w:val="single" w:sz="4" w:space="0" w:color="000000"/>
-              <w:left w:val="single" w:sz="4" w:space="0" w:color="000000"/>
-              <w:bottom w:val="single" w:sz="4" w:space="0" w:color="000000"/>
-              <w:right w:val="single" w:sz="4" w:space="0" w:color="000000"/>
-            </w:tcBorders>
-            <w:vAlign w:val="center"/>
-          </w:tcPr>
-          <w:p>
-            <w:pPr>
-              <w:spacing w:before="40" w:after="40"/>
-              <w:jc w:val="left"/>
-            </w:pPr>
-            <w:r>
-              <w:rPr>
-                <w:rFonts w:ascii="Adani" w:hAnsi="Adani"/>
-                <w:b w:val="0"/>
-                <w:sz w:val="18"/>
-                <w:u w:val="none"/>
-              </w:rPr>
-              <w:t>10/03/2022</w:t>
-            </w:r>
-          </w:p>
-        </w:tc>
-      </w:tr>
-      <w:tr>
-        <w:tc>
-          <w:tcPr>
-            <w:tcW w:type="dxa" w:w="680"/>
-            <w:shd w:val="clear" w:color="auto" w:fill="FFFFFF"/>
-            <w:tcBorders>
-              <w:top w:val="single" w:sz="4" w:space="0" w:color="000000"/>
-              <w:left w:val="single" w:sz="4" w:space="0" w:color="000000"/>
-              <w:bottom w:val="single" w:sz="4" w:space="0" w:color="000000"/>
-              <w:right w:val="single" w:sz="4" w:space="0" w:color="000000"/>
-            </w:tcBorders>
-            <w:vAlign w:val="center"/>
-          </w:tcPr>
-          <w:p>
-            <w:pPr>
-              <w:spacing w:before="40" w:after="40"/>
-              <w:jc w:val="left"/>
-            </w:pPr>
-            <w:r>
-              <w:rPr>
-                <w:rFonts w:ascii="Adani" w:hAnsi="Adani"/>
-                <w:b w:val="0"/>
-                <w:sz w:val="18"/>
-                <w:u w:val="none"/>
-              </w:rPr>
-              <w:t>16</w:t>
-            </w:r>
-          </w:p>
-        </w:tc>
-        <w:tc>
-          <w:tcPr>
-            <w:tcW w:type="dxa" w:w="3969"/>
-            <w:shd w:val="clear" w:color="auto" w:fill="FFFFFF"/>
-            <w:tcBorders>
-              <w:top w:val="single" w:sz="4" w:space="0" w:color="000000"/>
-              <w:left w:val="single" w:sz="4" w:space="0" w:color="000000"/>
-              <w:bottom w:val="single" w:sz="4" w:space="0" w:color="000000"/>
-              <w:right w:val="single" w:sz="4" w:space="0" w:color="000000"/>
-            </w:tcBorders>
-            <w:vAlign w:val="center"/>
-          </w:tcPr>
-          <w:p>
-            <w:pPr>
-              <w:spacing w:before="40" w:after="40"/>
-              <w:jc w:val="left"/>
-            </w:pPr>
-            <w:r>
-              <w:rPr>
-                <w:rFonts w:ascii="Adani" w:hAnsi="Adani"/>
-                <w:b w:val="0"/>
-                <w:sz w:val="18"/>
-                <w:u w:val="none"/>
-              </w:rPr>
-              <w:t>ADANI SOLAR ENERGY FOUR LIMITED</w:t>
-            </w:r>
-          </w:p>
-        </w:tc>
-        <w:tc>
-          <w:tcPr>
-            <w:tcW w:type="dxa" w:w="1814"/>
-            <w:shd w:val="clear" w:color="auto" w:fill="FFFFFF"/>
-            <w:tcBorders>
-              <w:top w:val="single" w:sz="4" w:space="0" w:color="000000"/>
-              <w:left w:val="single" w:sz="4" w:space="0" w:color="000000"/>
-              <w:bottom w:val="single" w:sz="4" w:space="0" w:color="000000"/>
-              <w:right w:val="single" w:sz="4" w:space="0" w:color="000000"/>
-            </w:tcBorders>
-            <w:vAlign w:val="center"/>
-          </w:tcPr>
-          <w:p>
-            <w:pPr>
-              <w:spacing w:before="40" w:after="40"/>
-              <w:jc w:val="left"/>
-            </w:pPr>
-            <w:r>
-              <w:rPr>
-                <w:rFonts w:ascii="Adani" w:hAnsi="Adani"/>
-                <w:b w:val="0"/>
-                <w:sz w:val="18"/>
-                <w:u w:val="none"/>
-              </w:rPr>
-              <w:t>Director</w:t>
-            </w:r>
-          </w:p>
-        </w:tc>
-        <w:tc>
-          <w:tcPr>
-            <w:tcW w:type="dxa" w:w="1020"/>
-            <w:shd w:val="clear" w:color="auto" w:fill="FFFFFF"/>
-            <w:tcBorders>
-              <w:top w:val="single" w:sz="4" w:space="0" w:color="000000"/>
-              <w:left w:val="single" w:sz="4" w:space="0" w:color="000000"/>
-              <w:bottom w:val="single" w:sz="4" w:space="0" w:color="000000"/>
-              <w:right w:val="single" w:sz="4" w:space="0" w:color="000000"/>
-            </w:tcBorders>
-            <w:vAlign w:val="center"/>
-          </w:tcPr>
-          <w:p>
-            <w:pPr>
-              <w:spacing w:before="40" w:after="40"/>
-              <w:jc w:val="left"/>
-            </w:pPr>
-            <w:r>
-              <w:rPr>
-                <w:rFonts w:ascii="Adani" w:hAnsi="Adani"/>
-                <w:b w:val="0"/>
-                <w:sz w:val="18"/>
-                <w:u w:val="none"/>
-              </w:rPr>
-              <w:t>NIL</w:t>
-            </w:r>
-          </w:p>
-        </w:tc>
-        <w:tc>
-          <w:tcPr>
-            <w:tcW w:type="dxa" w:w="1247"/>
-            <w:shd w:val="clear" w:color="auto" w:fill="FFFFFF"/>
-            <w:tcBorders>
-              <w:top w:val="single" w:sz="4" w:space="0" w:color="000000"/>
-              <w:left w:val="single" w:sz="4" w:space="0" w:color="000000"/>
-              <w:bottom w:val="single" w:sz="4" w:space="0" w:color="000000"/>
-              <w:right w:val="single" w:sz="4" w:space="0" w:color="000000"/>
-            </w:tcBorders>
-            <w:vAlign w:val="center"/>
-          </w:tcPr>
-          <w:p>
-            <w:pPr>
-              <w:spacing w:before="40" w:after="40"/>
-              <w:jc w:val="left"/>
-            </w:pPr>
-            <w:r>
-              <w:rPr>
-                <w:rFonts w:ascii="Adani" w:hAnsi="Adani"/>
-                <w:b w:val="0"/>
-                <w:sz w:val="18"/>
-                <w:u w:val="none"/>
-              </w:rPr>
-              <w:t>10/03/2022</w:t>
-            </w:r>
-          </w:p>
-        </w:tc>
-      </w:tr>
-      <w:tr>
-        <w:tc>
-          <w:tcPr>
-            <w:tcW w:type="dxa" w:w="680"/>
-            <w:shd w:val="clear" w:color="auto" w:fill="FFFFFF"/>
-            <w:tcBorders>
-              <w:top w:val="single" w:sz="4" w:space="0" w:color="000000"/>
-              <w:left w:val="single" w:sz="4" w:space="0" w:color="000000"/>
-              <w:bottom w:val="single" w:sz="4" w:space="0" w:color="000000"/>
-              <w:right w:val="single" w:sz="4" w:space="0" w:color="000000"/>
-            </w:tcBorders>
-            <w:vAlign w:val="center"/>
-          </w:tcPr>
-          <w:p>
-            <w:pPr>
-              <w:spacing w:before="40" w:after="40"/>
-              <w:jc w:val="left"/>
-            </w:pPr>
-            <w:r>
-              <w:rPr>
-                <w:rFonts w:ascii="Adani" w:hAnsi="Adani"/>
-                <w:b w:val="0"/>
-                <w:sz w:val="18"/>
-                <w:u w:val="none"/>
-              </w:rPr>
-              <w:t>17</w:t>
-            </w:r>
-          </w:p>
-        </w:tc>
-        <w:tc>
-          <w:tcPr>
-            <w:tcW w:type="dxa" w:w="3969"/>
-            <w:shd w:val="clear" w:color="auto" w:fill="FFFFFF"/>
-            <w:tcBorders>
-              <w:top w:val="single" w:sz="4" w:space="0" w:color="000000"/>
-              <w:left w:val="single" w:sz="4" w:space="0" w:color="000000"/>
-              <w:bottom w:val="single" w:sz="4" w:space="0" w:color="000000"/>
-              <w:right w:val="single" w:sz="4" w:space="0" w:color="000000"/>
-            </w:tcBorders>
-            <w:vAlign w:val="center"/>
-          </w:tcPr>
-          <w:p>
-            <w:pPr>
-              <w:spacing w:before="40" w:after="40"/>
-              <w:jc w:val="left"/>
-            </w:pPr>
-            <w:r>
-              <w:rPr>
-                <w:rFonts w:ascii="Adani" w:hAnsi="Adani"/>
-                <w:b w:val="0"/>
-                <w:sz w:val="18"/>
-                <w:u w:val="none"/>
-              </w:rPr>
-              <w:t>ADANI SOLAR ENERGY AP SIX PRIVATE LIMITED</w:t>
-            </w:r>
-          </w:p>
-        </w:tc>
-        <w:tc>
-          <w:tcPr>
-            <w:tcW w:type="dxa" w:w="1814"/>
-            <w:shd w:val="clear" w:color="auto" w:fill="FFFFFF"/>
-            <w:tcBorders>
-              <w:top w:val="single" w:sz="4" w:space="0" w:color="000000"/>
-              <w:left w:val="single" w:sz="4" w:space="0" w:color="000000"/>
-              <w:bottom w:val="single" w:sz="4" w:space="0" w:color="000000"/>
-              <w:right w:val="single" w:sz="4" w:space="0" w:color="000000"/>
-            </w:tcBorders>
-            <w:vAlign w:val="center"/>
-          </w:tcPr>
-          <w:p>
-            <w:pPr>
-              <w:spacing w:before="40" w:after="40"/>
-              <w:jc w:val="left"/>
-            </w:pPr>
-            <w:r>
-              <w:rPr>
-                <w:rFonts w:ascii="Adani" w:hAnsi="Adani"/>
-                <w:b w:val="0"/>
-                <w:sz w:val="18"/>
-                <w:u w:val="none"/>
-              </w:rPr>
-              <w:t>Director</w:t>
-            </w:r>
-          </w:p>
-        </w:tc>
-        <w:tc>
-          <w:tcPr>
-            <w:tcW w:type="dxa" w:w="1020"/>
-            <w:shd w:val="clear" w:color="auto" w:fill="FFFFFF"/>
-            <w:tcBorders>
-              <w:top w:val="single" w:sz="4" w:space="0" w:color="000000"/>
-              <w:left w:val="single" w:sz="4" w:space="0" w:color="000000"/>
-              <w:bottom w:val="single" w:sz="4" w:space="0" w:color="000000"/>
-              <w:right w:val="single" w:sz="4" w:space="0" w:color="000000"/>
-            </w:tcBorders>
-            <w:vAlign w:val="center"/>
-          </w:tcPr>
-          <w:p>
-            <w:pPr>
-              <w:spacing w:before="40" w:after="40"/>
-              <w:jc w:val="left"/>
-            </w:pPr>
-            <w:r>
-              <w:rPr>
-                <w:rFonts w:ascii="Adani" w:hAnsi="Adani"/>
-                <w:b w:val="0"/>
-                <w:sz w:val="18"/>
-                <w:u w:val="none"/>
-              </w:rPr>
-              <w:t>NIL</w:t>
-            </w:r>
-          </w:p>
-        </w:tc>
-        <w:tc>
-          <w:tcPr>
-            <w:tcW w:type="dxa" w:w="1247"/>
-            <w:shd w:val="clear" w:color="auto" w:fill="FFFFFF"/>
-            <w:tcBorders>
-              <w:top w:val="single" w:sz="4" w:space="0" w:color="000000"/>
-              <w:left w:val="single" w:sz="4" w:space="0" w:color="000000"/>
-              <w:bottom w:val="single" w:sz="4" w:space="0" w:color="000000"/>
-              <w:right w:val="single" w:sz="4" w:space="0" w:color="000000"/>
-            </w:tcBorders>
-            <w:vAlign w:val="center"/>
-          </w:tcPr>
-          <w:p>
-            <w:pPr>
-              <w:spacing w:before="40" w:after="40"/>
-              <w:jc w:val="left"/>
-            </w:pPr>
-            <w:r>
-              <w:rPr>
-                <w:rFonts w:ascii="Adani" w:hAnsi="Adani"/>
-                <w:b w:val="0"/>
-                <w:sz w:val="18"/>
-                <w:u w:val="none"/>
-              </w:rPr>
-              <w:t>10/03/2022</w:t>
             </w:r>
           </w:p>
         </w:tc>
@@ -3222,7 +1988,7 @@
                 <w:sz w:val="18"/>
                 <w:u w:val="none"/>
               </w:rPr>
-              <w:t>Date:   07th May, 2026</w:t>
+              <w:t>Date:   15th May, 2026</w:t>
             </w:r>
           </w:p>
         </w:tc>
@@ -3488,174 +2254,441 @@
         <w:t>:</w:t>
       </w:r>
     </w:p>
-    <w:p>
-      <w:pPr>
-        <w:pStyle w:val="ListNumber"/>
-        <w:spacing w:before="0" w:after="40"/>
-        <w:ind w:left="720"/>
-      </w:pPr>
-      <w:r>
-        <w:rPr>
-          <w:rFonts w:ascii="Adani" w:hAnsi="Adani"/>
-          <w:b w:val="0"/>
-          <w:sz w:val="20"/>
-          <w:u w:val="none"/>
-        </w:rPr>
-        <w:t>Father</w:t>
-        <w:tab/>
-        <w:tab/>
-        <w:t>:</w:t>
-        <w:tab/>
-        <w:t>NIL</w:t>
-      </w:r>
-    </w:p>
-    <w:p>
-      <w:pPr>
-        <w:pStyle w:val="ListNumber"/>
-        <w:spacing w:before="0" w:after="40"/>
-        <w:ind w:left="720"/>
-      </w:pPr>
-      <w:r>
-        <w:rPr>
-          <w:rFonts w:ascii="Adani" w:hAnsi="Adani"/>
-          <w:b w:val="0"/>
-          <w:sz w:val="20"/>
-          <w:u w:val="none"/>
-        </w:rPr>
-        <w:t>Mother</w:t>
-        <w:tab/>
-        <w:tab/>
-        <w:t>:</w:t>
-        <w:tab/>
-        <w:t>NIL</w:t>
-      </w:r>
-    </w:p>
-    <w:p>
-      <w:pPr>
-        <w:pStyle w:val="ListNumber"/>
-        <w:spacing w:before="0" w:after="40"/>
-        <w:ind w:left="720"/>
-      </w:pPr>
-      <w:r>
-        <w:rPr>
-          <w:rFonts w:ascii="Adani" w:hAnsi="Adani"/>
-          <w:b w:val="0"/>
-          <w:sz w:val="20"/>
-          <w:u w:val="none"/>
-        </w:rPr>
-        <w:t>Son</w:t>
-        <w:tab/>
-        <w:tab/>
-        <w:t>:</w:t>
-        <w:tab/>
-        <w:t>NIL</w:t>
-      </w:r>
-    </w:p>
-    <w:p>
-      <w:pPr>
-        <w:pStyle w:val="ListNumber"/>
-        <w:spacing w:before="0" w:after="40"/>
-        <w:ind w:left="720"/>
-      </w:pPr>
-      <w:r>
-        <w:rPr>
-          <w:rFonts w:ascii="Adani" w:hAnsi="Adani"/>
-          <w:b w:val="0"/>
-          <w:sz w:val="20"/>
-          <w:u w:val="none"/>
-        </w:rPr>
-        <w:t>Son's Wife</w:t>
-        <w:tab/>
-        <w:tab/>
-        <w:t>:</w:t>
-        <w:tab/>
-        <w:t>NIL</w:t>
-      </w:r>
-    </w:p>
-    <w:p>
-      <w:pPr>
-        <w:pStyle w:val="ListNumber"/>
-        <w:spacing w:before="0" w:after="40"/>
-        <w:ind w:left="720"/>
-      </w:pPr>
-      <w:r>
-        <w:rPr>
-          <w:rFonts w:ascii="Adani" w:hAnsi="Adani"/>
-          <w:b w:val="0"/>
-          <w:sz w:val="20"/>
-          <w:u w:val="none"/>
-        </w:rPr>
-        <w:t>Daughter</w:t>
-        <w:tab/>
-        <w:tab/>
-        <w:t>:</w:t>
-        <w:tab/>
-        <w:t>NIL</w:t>
-      </w:r>
-    </w:p>
-    <w:p>
-      <w:pPr>
-        <w:pStyle w:val="ListNumber"/>
-        <w:spacing w:before="0" w:after="40"/>
-        <w:ind w:left="720"/>
-      </w:pPr>
-      <w:r>
-        <w:rPr>
-          <w:rFonts w:ascii="Adani" w:hAnsi="Adani"/>
-          <w:b w:val="0"/>
-          <w:sz w:val="20"/>
-          <w:u w:val="none"/>
-        </w:rPr>
-        <w:t>Daughter's Husband</w:t>
-        <w:tab/>
-        <w:tab/>
-        <w:t>:</w:t>
-        <w:tab/>
-        <w:t>NIL</w:t>
-      </w:r>
-    </w:p>
-    <w:p>
-      <w:pPr>
-        <w:pStyle w:val="ListNumber"/>
-        <w:spacing w:before="0" w:after="40"/>
-        <w:ind w:left="720"/>
-      </w:pPr>
-      <w:r>
-        <w:rPr>
-          <w:rFonts w:ascii="Adani" w:hAnsi="Adani"/>
-          <w:b w:val="0"/>
-          <w:sz w:val="20"/>
-          <w:u w:val="none"/>
-        </w:rPr>
-        <w:t>Brother</w:t>
-        <w:tab/>
-        <w:tab/>
-        <w:t>:</w:t>
-        <w:tab/>
-        <w:t>NIL</w:t>
-      </w:r>
-    </w:p>
-    <w:p>
-      <w:pPr>
-        <w:pStyle w:val="ListNumber"/>
-        <w:spacing w:before="0" w:after="40"/>
-        <w:ind w:left="720"/>
-      </w:pPr>
-      <w:r>
-        <w:rPr>
-          <w:rFonts w:ascii="Adani" w:hAnsi="Adani"/>
-          <w:b w:val="0"/>
-          <w:sz w:val="20"/>
-          <w:u w:val="none"/>
-        </w:rPr>
-        <w:t>Sister</w:t>
-        <w:tab/>
-        <w:tab/>
-        <w:t>:</w:t>
-        <w:tab/>
-        <w:t>NIL</w:t>
-      </w:r>
-    </w:p>
+    <w:tbl>
+      <w:tblPr>
+        <w:tblW w:type="auto" w:w="0"/>
+        <w:jc w:val="left"/>
+        <w:tblLook w:firstColumn="1" w:firstRow="1" w:lastColumn="0" w:lastRow="0" w:noHBand="0" w:noVBand="1" w:val="04A0"/>
+      </w:tblPr>
+      <w:tblGrid>
+        <w:gridCol w:w="4536"/>
+        <w:gridCol w:w="4536"/>
+      </w:tblGrid>
+      <w:tr>
+        <w:tc>
+          <w:tcPr>
+            <w:tcW w:type="dxa" w:w="4536"/>
+            <w:tcBorders>
+              <w:top w:val="none"/>
+              <w:bottom w:val="none"/>
+              <w:left w:val="none"/>
+              <w:right w:val="none"/>
+            </w:tcBorders>
+          </w:tcPr>
+          <w:p>
+            <w:pPr>
+              <w:ind w:left="720"/>
+            </w:pPr>
+            <w:r>
+              <w:rPr>
+                <w:rFonts w:ascii="Adani" w:hAnsi="Adani"/>
+                <w:b w:val="0"/>
+                <w:sz w:val="20"/>
+                <w:u w:val="none"/>
+              </w:rPr>
+              <w:t>1.</w:t>
+              <w:tab/>
+              <w:t>Father</w:t>
+              <w:tab/>
+              <w:t>:</w:t>
+            </w:r>
+          </w:p>
+        </w:tc>
+        <w:tc>
+          <w:tcPr>
+            <w:tcW w:type="dxa" w:w="4536"/>
+            <w:tcBorders>
+              <w:top w:val="none"/>
+              <w:bottom w:val="none"/>
+              <w:left w:val="none"/>
+              <w:right w:val="none"/>
+            </w:tcBorders>
+          </w:tcPr>
+          <w:p>
+            <w:r>
+              <w:rPr>
+                <w:rFonts w:ascii="Adani" w:hAnsi="Adani"/>
+                <w:b w:val="0"/>
+                <w:sz w:val="20"/>
+                <w:u w:val="none"/>
+              </w:rPr>
+              <w:t>NIL</w:t>
+            </w:r>
+          </w:p>
+        </w:tc>
+      </w:tr>
+      <w:tr>
+        <w:tc>
+          <w:tcPr>
+            <w:tcW w:type="dxa" w:w="4536"/>
+            <w:tcBorders>
+              <w:top w:val="none"/>
+              <w:bottom w:val="none"/>
+              <w:left w:val="none"/>
+              <w:right w:val="none"/>
+            </w:tcBorders>
+          </w:tcPr>
+          <w:p>
+            <w:pPr>
+              <w:ind w:left="720"/>
+            </w:pPr>
+            <w:r>
+              <w:rPr>
+                <w:rFonts w:ascii="Adani" w:hAnsi="Adani"/>
+                <w:b w:val="0"/>
+                <w:sz w:val="20"/>
+                <w:u w:val="none"/>
+              </w:rPr>
+              <w:t>2.</w:t>
+              <w:tab/>
+              <w:t>Mother</w:t>
+              <w:tab/>
+              <w:t>:</w:t>
+            </w:r>
+          </w:p>
+        </w:tc>
+        <w:tc>
+          <w:tcPr>
+            <w:tcW w:type="dxa" w:w="4536"/>
+            <w:tcBorders>
+              <w:top w:val="none"/>
+              <w:bottom w:val="none"/>
+              <w:left w:val="none"/>
+              <w:right w:val="none"/>
+            </w:tcBorders>
+          </w:tcPr>
+          <w:p>
+            <w:r>
+              <w:rPr>
+                <w:rFonts w:ascii="Adani" w:hAnsi="Adani"/>
+                <w:b w:val="0"/>
+                <w:sz w:val="20"/>
+                <w:u w:val="none"/>
+              </w:rPr>
+              <w:t>NIL</w:t>
+            </w:r>
+          </w:p>
+        </w:tc>
+      </w:tr>
+      <w:tr>
+        <w:tc>
+          <w:tcPr>
+            <w:tcW w:type="dxa" w:w="4536"/>
+            <w:tcBorders>
+              <w:top w:val="none"/>
+              <w:bottom w:val="none"/>
+              <w:left w:val="none"/>
+              <w:right w:val="none"/>
+            </w:tcBorders>
+          </w:tcPr>
+          <w:p>
+            <w:pPr>
+              <w:ind w:left="720"/>
+            </w:pPr>
+            <w:r>
+              <w:rPr>
+                <w:rFonts w:ascii="Adani" w:hAnsi="Adani"/>
+                <w:b w:val="0"/>
+                <w:sz w:val="20"/>
+                <w:u w:val="none"/>
+              </w:rPr>
+              <w:t>3.</w:t>
+              <w:tab/>
+              <w:t>Son</w:t>
+              <w:tab/>
+              <w:t>:</w:t>
+            </w:r>
+          </w:p>
+        </w:tc>
+        <w:tc>
+          <w:tcPr>
+            <w:tcW w:type="dxa" w:w="4536"/>
+            <w:tcBorders>
+              <w:top w:val="none"/>
+              <w:bottom w:val="none"/>
+              <w:left w:val="none"/>
+              <w:right w:val="none"/>
+            </w:tcBorders>
+          </w:tcPr>
+          <w:p>
+            <w:r>
+              <w:rPr>
+                <w:rFonts w:ascii="Adani" w:hAnsi="Adani"/>
+                <w:b w:val="0"/>
+                <w:sz w:val="20"/>
+                <w:u w:val="none"/>
+              </w:rPr>
+              <w:t>NIL</w:t>
+            </w:r>
+          </w:p>
+        </w:tc>
+      </w:tr>
+      <w:tr>
+        <w:tc>
+          <w:tcPr>
+            <w:tcW w:type="dxa" w:w="4536"/>
+            <w:tcBorders>
+              <w:top w:val="none"/>
+              <w:bottom w:val="none"/>
+              <w:left w:val="none"/>
+              <w:right w:val="none"/>
+            </w:tcBorders>
+          </w:tcPr>
+          <w:p>
+            <w:pPr>
+              <w:ind w:left="720"/>
+            </w:pPr>
+            <w:r>
+              <w:rPr>
+                <w:rFonts w:ascii="Adani" w:hAnsi="Adani"/>
+                <w:b w:val="0"/>
+                <w:sz w:val="20"/>
+                <w:u w:val="none"/>
+              </w:rPr>
+              <w:t>4.</w:t>
+              <w:tab/>
+              <w:t>Son's Wife</w:t>
+              <w:tab/>
+              <w:t>:</w:t>
+            </w:r>
+          </w:p>
+        </w:tc>
+        <w:tc>
+          <w:tcPr>
+            <w:tcW w:type="dxa" w:w="4536"/>
+            <w:tcBorders>
+              <w:top w:val="none"/>
+              <w:bottom w:val="none"/>
+              <w:left w:val="none"/>
+              <w:right w:val="none"/>
+            </w:tcBorders>
+          </w:tcPr>
+          <w:p>
+            <w:r>
+              <w:rPr>
+                <w:rFonts w:ascii="Adani" w:hAnsi="Adani"/>
+                <w:b w:val="0"/>
+                <w:sz w:val="20"/>
+                <w:u w:val="none"/>
+              </w:rPr>
+              <w:t>NIL</w:t>
+            </w:r>
+          </w:p>
+        </w:tc>
+      </w:tr>
+      <w:tr>
+        <w:tc>
+          <w:tcPr>
+            <w:tcW w:type="dxa" w:w="4536"/>
+            <w:tcBorders>
+              <w:top w:val="none"/>
+              <w:bottom w:val="none"/>
+              <w:left w:val="none"/>
+              <w:right w:val="none"/>
+            </w:tcBorders>
+          </w:tcPr>
+          <w:p>
+            <w:pPr>
+              <w:ind w:left="720"/>
+            </w:pPr>
+            <w:r>
+              <w:rPr>
+                <w:rFonts w:ascii="Adani" w:hAnsi="Adani"/>
+                <w:b w:val="0"/>
+                <w:sz w:val="20"/>
+                <w:u w:val="none"/>
+              </w:rPr>
+              <w:t>5.</w:t>
+              <w:tab/>
+              <w:t>Daughter</w:t>
+              <w:tab/>
+              <w:t>:</w:t>
+            </w:r>
+          </w:p>
+        </w:tc>
+        <w:tc>
+          <w:tcPr>
+            <w:tcW w:type="dxa" w:w="4536"/>
+            <w:tcBorders>
+              <w:top w:val="none"/>
+              <w:bottom w:val="none"/>
+              <w:left w:val="none"/>
+              <w:right w:val="none"/>
+            </w:tcBorders>
+          </w:tcPr>
+          <w:p>
+            <w:r>
+              <w:rPr>
+                <w:rFonts w:ascii="Adani" w:hAnsi="Adani"/>
+                <w:b w:val="0"/>
+                <w:sz w:val="20"/>
+                <w:u w:val="none"/>
+              </w:rPr>
+              <w:t>NIL</w:t>
+            </w:r>
+          </w:p>
+        </w:tc>
+      </w:tr>
+      <w:tr>
+        <w:tc>
+          <w:tcPr>
+            <w:tcW w:type="dxa" w:w="4536"/>
+            <w:tcBorders>
+              <w:top w:val="none"/>
+              <w:bottom w:val="none"/>
+              <w:left w:val="none"/>
+              <w:right w:val="none"/>
+            </w:tcBorders>
+          </w:tcPr>
+          <w:p>
+            <w:pPr>
+              <w:ind w:left="720"/>
+            </w:pPr>
+            <w:r>
+              <w:rPr>
+                <w:rFonts w:ascii="Adani" w:hAnsi="Adani"/>
+                <w:b w:val="0"/>
+                <w:sz w:val="20"/>
+                <w:u w:val="none"/>
+              </w:rPr>
+              <w:t>6.</w:t>
+              <w:tab/>
+              <w:t>Daughter's Husband</w:t>
+              <w:tab/>
+              <w:t>:</w:t>
+            </w:r>
+          </w:p>
+        </w:tc>
+        <w:tc>
+          <w:tcPr>
+            <w:tcW w:type="dxa" w:w="4536"/>
+            <w:tcBorders>
+              <w:top w:val="none"/>
+              <w:bottom w:val="none"/>
+              <w:left w:val="none"/>
+              <w:right w:val="none"/>
+            </w:tcBorders>
+          </w:tcPr>
+          <w:p>
+            <w:r>
+              <w:rPr>
+                <w:rFonts w:ascii="Adani" w:hAnsi="Adani"/>
+                <w:b w:val="0"/>
+                <w:sz w:val="20"/>
+                <w:u w:val="none"/>
+              </w:rPr>
+              <w:t>NIL</w:t>
+            </w:r>
+          </w:p>
+        </w:tc>
+      </w:tr>
+      <w:tr>
+        <w:tc>
+          <w:tcPr>
+            <w:tcW w:type="dxa" w:w="4536"/>
+            <w:tcBorders>
+              <w:top w:val="none"/>
+              <w:bottom w:val="none"/>
+              <w:left w:val="none"/>
+              <w:right w:val="none"/>
+            </w:tcBorders>
+          </w:tcPr>
+          <w:p>
+            <w:pPr>
+              <w:ind w:left="720"/>
+            </w:pPr>
+            <w:r>
+              <w:rPr>
+                <w:rFonts w:ascii="Adani" w:hAnsi="Adani"/>
+                <w:b w:val="0"/>
+                <w:sz w:val="20"/>
+                <w:u w:val="none"/>
+              </w:rPr>
+              <w:t>7.</w:t>
+              <w:tab/>
+              <w:t>Brother</w:t>
+              <w:tab/>
+              <w:t>:</w:t>
+            </w:r>
+          </w:p>
+        </w:tc>
+        <w:tc>
+          <w:tcPr>
+            <w:tcW w:type="dxa" w:w="4536"/>
+            <w:tcBorders>
+              <w:top w:val="none"/>
+              <w:bottom w:val="none"/>
+              <w:left w:val="none"/>
+              <w:right w:val="none"/>
+            </w:tcBorders>
+          </w:tcPr>
+          <w:p>
+            <w:r>
+              <w:rPr>
+                <w:rFonts w:ascii="Adani" w:hAnsi="Adani"/>
+                <w:b w:val="0"/>
+                <w:sz w:val="20"/>
+                <w:u w:val="none"/>
+              </w:rPr>
+              <w:t>NIL</w:t>
+            </w:r>
+          </w:p>
+        </w:tc>
+      </w:tr>
+      <w:tr>
+        <w:tc>
+          <w:tcPr>
+            <w:tcW w:type="dxa" w:w="4536"/>
+            <w:tcBorders>
+              <w:top w:val="none"/>
+              <w:bottom w:val="none"/>
+              <w:left w:val="none"/>
+              <w:right w:val="none"/>
+            </w:tcBorders>
+          </w:tcPr>
+          <w:p>
+            <w:pPr>
+              <w:ind w:left="720"/>
+            </w:pPr>
+            <w:r>
+              <w:rPr>
+                <w:rFonts w:ascii="Adani" w:hAnsi="Adani"/>
+                <w:b w:val="0"/>
+                <w:sz w:val="20"/>
+                <w:u w:val="none"/>
+              </w:rPr>
+              <w:t>8.</w:t>
+              <w:tab/>
+              <w:t>Sister</w:t>
+              <w:tab/>
+              <w:t>:</w:t>
+            </w:r>
+          </w:p>
+        </w:tc>
+        <w:tc>
+          <w:tcPr>
+            <w:tcW w:type="dxa" w:w="4536"/>
+            <w:tcBorders>
+              <w:top w:val="none"/>
+              <w:bottom w:val="none"/>
+              <w:left w:val="none"/>
+              <w:right w:val="none"/>
+            </w:tcBorders>
+          </w:tcPr>
+          <w:p>
+            <w:r>
+              <w:rPr>
+                <w:rFonts w:ascii="Adani" w:hAnsi="Adani"/>
+                <w:b w:val="0"/>
+                <w:sz w:val="20"/>
+                <w:u w:val="none"/>
+              </w:rPr>
+              <w:t>NIL</w:t>
+            </w:r>
+          </w:p>
+        </w:tc>
+      </w:tr>
+    </w:tbl>
     <w:p/>
     <w:p>
       <w:pPr>
@@ -3992,7 +3025,7 @@
                 <w:sz w:val="18"/>
                 <w:u w:val="none"/>
               </w:rPr>
-              <w:t>Date:   07th May, 2026</w:t>
+              <w:t>Date:   15th May, 2026</w:t>
             </w:r>
           </w:p>
         </w:tc>
@@ -4153,7 +3186,7 @@
           <w:sz w:val="20"/>
           <w:u w:val="none"/>
         </w:rPr>
-        <w:t>07th May, 2026</w:t>
+        <w:t>15th May, 2026</w:t>
       </w:r>
     </w:p>
     <w:p>
@@ -4198,6 +3231,21 @@
           <w:sz w:val="20"/>
           <w:u w:val="none"/>
         </w:rPr>
+        <w:t>MOXIE POWER GENERATION LIMITED</w:t>
+      </w:r>
+    </w:p>
+    <w:p>
+      <w:pPr>
+        <w:spacing w:before="0" w:after="20"/>
+        <w:jc w:val="left"/>
+      </w:pPr>
+      <w:r>
+        <w:rPr>
+          <w:rFonts w:ascii="Adani" w:hAnsi="Adani"/>
+          <w:b/>
+          <w:sz w:val="20"/>
+          <w:u w:val="none"/>
+        </w:rPr>
         <w:t>BULK CEMENT CORPORATION (INDIA) LIMITED</w:t>
       </w:r>
     </w:p>
@@ -4228,7 +3276,7 @@
           <w:sz w:val="20"/>
           <w:u w:val="none"/>
         </w:rPr>
-        <w:t>BARMER POWER TRANSMISSION SERVICE LIMITED</w:t>
+        <w:t>PENNA CEMENT INDUSTRIES LIMITED</w:t>
       </w:r>
     </w:p>
     <w:p>
@@ -4258,7 +3306,22 @@
           <w:sz w:val="20"/>
           <w:u w:val="none"/>
         </w:rPr>
-        <w:t>CHHATTISGARH-WR TRANSMISSION LIMITED</w:t>
+        <w:t>BARMER POWER TRANSMISSION SERVICE LIMITED</w:t>
+      </w:r>
+    </w:p>
+    <w:p>
+      <w:pPr>
+        <w:spacing w:before="0" w:after="20"/>
+        <w:jc w:val="left"/>
+      </w:pPr>
+      <w:r>
+        <w:rPr>
+          <w:rFonts w:ascii="Adani" w:hAnsi="Adani"/>
+          <w:b/>
+          <w:sz w:val="20"/>
+          <w:u w:val="none"/>
+        </w:rPr>
+        <w:t>SIPAT TRANSMISSION LIMITED</w:t>
       </w:r>
     </w:p>
     <w:p>
@@ -4288,7 +3351,7 @@
           <w:sz w:val="20"/>
           <w:u w:val="none"/>
         </w:rPr>
-        <w:t>SIPAT TRANSMISSION LIMITED</w:t>
+        <w:t>CHHATTISGARH-WR TRANSMISSION LIMITED</w:t>
       </w:r>
     </w:p>
     <w:p>
@@ -4304,141 +3367,6 @@
           <w:u w:val="none"/>
         </w:rPr>
         <w:t>INTAS PHARMACEUTICALS LIMITED</w:t>
-      </w:r>
-    </w:p>
-    <w:p>
-      <w:pPr>
-        <w:spacing w:before="0" w:after="20"/>
-        <w:jc w:val="left"/>
-      </w:pPr>
-      <w:r>
-        <w:rPr>
-          <w:rFonts w:ascii="Adani" w:hAnsi="Adani"/>
-          <w:b/>
-          <w:sz w:val="20"/>
-          <w:u w:val="none"/>
-        </w:rPr>
-        <w:t>ADANI SOLAR ENERGY JODHPUR FOUR LIMITED</w:t>
-      </w:r>
-    </w:p>
-    <w:p>
-      <w:pPr>
-        <w:spacing w:before="0" w:after="20"/>
-        <w:jc w:val="left"/>
-      </w:pPr>
-      <w:r>
-        <w:rPr>
-          <w:rFonts w:ascii="Adani" w:hAnsi="Adani"/>
-          <w:b/>
-          <w:sz w:val="20"/>
-          <w:u w:val="none"/>
-        </w:rPr>
-        <w:t>ADANI SOLAR ENERGY JODHPUR THREE LIMITED</w:t>
-      </w:r>
-    </w:p>
-    <w:p>
-      <w:pPr>
-        <w:spacing w:before="0" w:after="20"/>
-        <w:jc w:val="left"/>
-      </w:pPr>
-      <w:r>
-        <w:rPr>
-          <w:rFonts w:ascii="Adani" w:hAnsi="Adani"/>
-          <w:b/>
-          <w:sz w:val="20"/>
-          <w:u w:val="none"/>
-        </w:rPr>
-        <w:t>ADANI SOLAR ENERGY KA NINE LIMITED</w:t>
-      </w:r>
-    </w:p>
-    <w:p>
-      <w:pPr>
-        <w:spacing w:before="0" w:after="20"/>
-        <w:jc w:val="left"/>
-      </w:pPr>
-      <w:r>
-        <w:rPr>
-          <w:rFonts w:ascii="Adani" w:hAnsi="Adani"/>
-          <w:b/>
-          <w:sz w:val="20"/>
-          <w:u w:val="none"/>
-        </w:rPr>
-        <w:t>ADANI SOLAR ENERGY JODHPUR FIVE LIMITED</w:t>
-      </w:r>
-    </w:p>
-    <w:p>
-      <w:pPr>
-        <w:spacing w:before="0" w:after="20"/>
-        <w:jc w:val="left"/>
-      </w:pPr>
-      <w:r>
-        <w:rPr>
-          <w:rFonts w:ascii="Adani" w:hAnsi="Adani"/>
-          <w:b/>
-          <w:sz w:val="20"/>
-          <w:u w:val="none"/>
-        </w:rPr>
-        <w:t>ADANI SOLAR ENERGY AP SEVEN PRIVATE LIMITED</w:t>
-      </w:r>
-    </w:p>
-    <w:p>
-      <w:pPr>
-        <w:spacing w:before="0" w:after="20"/>
-        <w:jc w:val="left"/>
-      </w:pPr>
-      <w:r>
-        <w:rPr>
-          <w:rFonts w:ascii="Adani" w:hAnsi="Adani"/>
-          <w:b/>
-          <w:sz w:val="20"/>
-          <w:u w:val="none"/>
-        </w:rPr>
-        <w:t>ADANI SOLAR ENERGY JODHPUR TWO LIMITED</w:t>
-      </w:r>
-    </w:p>
-    <w:p>
-      <w:pPr>
-        <w:spacing w:before="0" w:after="20"/>
-        <w:jc w:val="left"/>
-      </w:pPr>
-      <w:r>
-        <w:rPr>
-          <w:rFonts w:ascii="Adani" w:hAnsi="Adani"/>
-          <w:b/>
-          <w:sz w:val="20"/>
-          <w:u w:val="none"/>
-        </w:rPr>
-        <w:t>ADANI SOLAR ENERGY KUTCHH ONE LIMITED</w:t>
-      </w:r>
-    </w:p>
-    <w:p>
-      <w:pPr>
-        <w:spacing w:before="0" w:after="20"/>
-        <w:jc w:val="left"/>
-      </w:pPr>
-      <w:r>
-        <w:rPr>
-          <w:rFonts w:ascii="Adani" w:hAnsi="Adani"/>
-          <w:b/>
-          <w:sz w:val="20"/>
-          <w:u w:val="none"/>
-        </w:rPr>
-        <w:t>ADANI SOLAR ENERGY FOUR LIMITED</w:t>
-      </w:r>
-    </w:p>
-    <w:p>
-      <w:pPr>
-        <w:spacing w:before="0" w:after="20"/>
-        <w:jc w:val="left"/>
-      </w:pPr>
-      <w:r>
-        <w:rPr>
-          <w:rFonts w:ascii="Adani" w:hAnsi="Adani"/>
-          <w:b/>
-          <w:sz w:val="20"/>
-          <w:u w:val="none"/>
-        </w:rPr>
-        <w:t>ADANI SOLAR ENERGY AP SIX PRIVATE LIMITED</w:t>
       </w:r>
     </w:p>
     <w:p/>
@@ -4499,6 +3427,21 @@
           <w:sz w:val="20"/>
           <w:u w:val="none"/>
         </w:rPr>
+        <w:t>MOXIE POWER GENERATION LIMITED</w:t>
+      </w:r>
+    </w:p>
+    <w:p>
+      <w:pPr>
+        <w:spacing w:before="0" w:after="20"/>
+        <w:jc w:val="left"/>
+      </w:pPr>
+      <w:r>
+        <w:rPr>
+          <w:rFonts w:ascii="Adani" w:hAnsi="Adani"/>
+          <w:b w:val="0"/>
+          <w:sz w:val="20"/>
+          <w:u w:val="none"/>
+        </w:rPr>
         <w:t>BULK CEMENT CORPORATION (INDIA) LIMITED</w:t>
       </w:r>
     </w:p>
@@ -4529,7 +3472,7 @@
           <w:sz w:val="20"/>
           <w:u w:val="none"/>
         </w:rPr>
-        <w:t>BARMER POWER TRANSMISSION SERVICE LIMITED</w:t>
+        <w:t>PENNA CEMENT INDUSTRIES LIMITED</w:t>
       </w:r>
     </w:p>
     <w:p>
@@ -4559,7 +3502,22 @@
           <w:sz w:val="20"/>
           <w:u w:val="none"/>
         </w:rPr>
-        <w:t>CHHATTISGARH-WR TRANSMISSION LIMITED</w:t>
+        <w:t>BARMER POWER TRANSMISSION SERVICE LIMITED</w:t>
+      </w:r>
+    </w:p>
+    <w:p>
+      <w:pPr>
+        <w:spacing w:before="0" w:after="20"/>
+        <w:jc w:val="left"/>
+      </w:pPr>
+      <w:r>
+        <w:rPr>
+          <w:rFonts w:ascii="Adani" w:hAnsi="Adani"/>
+          <w:b w:val="0"/>
+          <w:sz w:val="20"/>
+          <w:u w:val="none"/>
+        </w:rPr>
+        <w:t>SIPAT TRANSMISSION LIMITED</w:t>
       </w:r>
     </w:p>
     <w:p>
@@ -4589,7 +3547,7 @@
           <w:sz w:val="20"/>
           <w:u w:val="none"/>
         </w:rPr>
-        <w:t>SIPAT TRANSMISSION LIMITED</w:t>
+        <w:t>CHHATTISGARH-WR TRANSMISSION LIMITED</w:t>
       </w:r>
     </w:p>
     <w:p>
@@ -4605,111 +3563,6 @@
           <w:u w:val="none"/>
         </w:rPr>
         <w:t>INTAS PHARMACEUTICALS LIMITED</w:t>
-      </w:r>
-    </w:p>
-    <w:p>
-      <w:pPr>
-        <w:spacing w:before="0" w:after="20"/>
-        <w:jc w:val="left"/>
-      </w:pPr>
-      <w:r>
-        <w:rPr>
-          <w:rFonts w:ascii="Adani" w:hAnsi="Adani"/>
-          <w:b w:val="0"/>
-          <w:sz w:val="20"/>
-          <w:u w:val="none"/>
-        </w:rPr>
-        <w:t>ADANI SOLAR ENERGY JODHPUR FOUR LIMITED</w:t>
-      </w:r>
-    </w:p>
-    <w:p>
-      <w:pPr>
-        <w:spacing w:before="0" w:after="20"/>
-        <w:jc w:val="left"/>
-      </w:pPr>
-      <w:r>
-        <w:rPr>
-          <w:rFonts w:ascii="Adani" w:hAnsi="Adani"/>
-          <w:b w:val="0"/>
-          <w:sz w:val="20"/>
-          <w:u w:val="none"/>
-        </w:rPr>
-        <w:t>ADANI SOLAR ENERGY JODHPUR THREE LIMITED</w:t>
-      </w:r>
-    </w:p>
-    <w:p>
-      <w:pPr>
-        <w:spacing w:before="0" w:after="20"/>
-        <w:jc w:val="left"/>
-      </w:pPr>
-      <w:r>
-        <w:rPr>
-          <w:rFonts w:ascii="Adani" w:hAnsi="Adani"/>
-          <w:b w:val="0"/>
-          <w:sz w:val="20"/>
-          <w:u w:val="none"/>
-        </w:rPr>
-        <w:t>ADANI SOLAR ENERGY KA NINE LIMITED</w:t>
-      </w:r>
-    </w:p>
-    <w:p>
-      <w:pPr>
-        <w:spacing w:before="0" w:after="20"/>
-        <w:jc w:val="left"/>
-      </w:pPr>
-      <w:r>
-        <w:rPr>
-          <w:rFonts w:ascii="Adani" w:hAnsi="Adani"/>
-          <w:b w:val="0"/>
-          <w:sz w:val="20"/>
-          <w:u w:val="none"/>
-        </w:rPr>
-        <w:t>ADANI SOLAR ENERGY JODHPUR FIVE LIMITED</w:t>
-      </w:r>
-    </w:p>
-    <w:p>
-      <w:pPr>
-        <w:spacing w:before="0" w:after="20"/>
-        <w:jc w:val="left"/>
-      </w:pPr>
-      <w:r>
-        <w:rPr>
-          <w:rFonts w:ascii="Adani" w:hAnsi="Adani"/>
-          <w:b w:val="0"/>
-          <w:sz w:val="20"/>
-          <w:u w:val="none"/>
-        </w:rPr>
-        <w:t>ADANI SOLAR ENERGY JODHPUR TWO LIMITED</w:t>
-      </w:r>
-    </w:p>
-    <w:p>
-      <w:pPr>
-        <w:spacing w:before="0" w:after="20"/>
-        <w:jc w:val="left"/>
-      </w:pPr>
-      <w:r>
-        <w:rPr>
-          <w:rFonts w:ascii="Adani" w:hAnsi="Adani"/>
-          <w:b w:val="0"/>
-          <w:sz w:val="20"/>
-          <w:u w:val="none"/>
-        </w:rPr>
-        <w:t>ADANI SOLAR ENERGY KUTCHH ONE LIMITED</w:t>
-      </w:r>
-    </w:p>
-    <w:p>
-      <w:pPr>
-        <w:spacing w:before="0" w:after="20"/>
-        <w:jc w:val="left"/>
-      </w:pPr>
-      <w:r>
-        <w:rPr>
-          <w:rFonts w:ascii="Adani" w:hAnsi="Adani"/>
-          <w:b w:val="0"/>
-          <w:sz w:val="20"/>
-          <w:u w:val="none"/>
-        </w:rPr>
-        <w:t>ADANI SOLAR ENERGY FOUR LIMITED</w:t>
       </w:r>
     </w:p>
     <w:p/>
@@ -4764,8 +3617,8 @@
     </w:p>
     <w:p>
       <w:pPr>
-        <w:spacing w:before="0" w:after="20"/>
-        <w:jc w:val="left"/>
+        <w:spacing w:before="0" w:after="80"/>
+        <w:jc w:val="center"/>
       </w:pPr>
       <w:r>
         <w:rPr>
@@ -4774,22 +3627,10 @@
           <w:sz w:val="20"/>
           <w:u w:val="none"/>
         </w:rPr>
-        <w:t>ADANI SOLAR ENERGY AP SEVEN PRIVATE LIMITED</w:t>
-      </w:r>
-    </w:p>
-    <w:p>
-      <w:pPr>
-        <w:spacing w:before="0" w:after="20"/>
-        <w:jc w:val="left"/>
-      </w:pPr>
-      <w:r>
-        <w:rPr>
-          <w:rFonts w:ascii="Adani" w:hAnsi="Adani"/>
-          <w:b w:val="0"/>
-          <w:sz w:val="20"/>
-          <w:u w:val="none"/>
-        </w:rPr>
-        <w:t>ADANI SOLAR ENERGY AP SIX PRIVATE LIMITED</w:t>
+        <w:tab/>
+        <w:tab/>
+        <w:tab/>
+        <w:t>NIL</w:t>
       </w:r>
     </w:p>
     <w:p/>
@@ -5547,7 +4388,7 @@
                 <w:sz w:val="18"/>
                 <w:u w:val="none"/>
               </w:rPr>
-              <w:t>17</w:t>
+              <w:t>10</w:t>
             </w:r>
           </w:p>
         </w:tc>
@@ -5691,6 +4532,120 @@
                 <w:u w:val="none"/>
               </w:rPr>
               <w:t>Appointment Date</w:t>
+            </w:r>
+          </w:p>
+        </w:tc>
+      </w:tr>
+      <w:tr>
+        <w:tc>
+          <w:tcPr>
+            <w:tcW w:type="dxa" w:w="2268"/>
+            <w:shd w:val="clear" w:color="auto" w:fill="FFFFFF"/>
+            <w:tcBorders>
+              <w:top w:val="single" w:sz="4" w:space="0" w:color="000000"/>
+              <w:left w:val="single" w:sz="4" w:space="0" w:color="000000"/>
+              <w:bottom w:val="single" w:sz="4" w:space="0" w:color="000000"/>
+              <w:right w:val="single" w:sz="4" w:space="0" w:color="000000"/>
+            </w:tcBorders>
+            <w:vAlign w:val="center"/>
+          </w:tcPr>
+          <w:p>
+            <w:pPr>
+              <w:spacing w:before="40" w:after="40"/>
+              <w:jc w:val="left"/>
+            </w:pPr>
+            <w:r>
+              <w:rPr>
+                <w:rFonts w:ascii="Adani" w:hAnsi="Adani"/>
+                <w:b w:val="0"/>
+                <w:sz w:val="18"/>
+                <w:u w:val="none"/>
+              </w:rPr>
+              <w:t>U35100TN2024PLC167065</w:t>
+            </w:r>
+          </w:p>
+        </w:tc>
+        <w:tc>
+          <w:tcPr>
+            <w:tcW w:type="dxa" w:w="4252"/>
+            <w:shd w:val="clear" w:color="auto" w:fill="FFFFFF"/>
+            <w:tcBorders>
+              <w:top w:val="single" w:sz="4" w:space="0" w:color="000000"/>
+              <w:left w:val="single" w:sz="4" w:space="0" w:color="000000"/>
+              <w:bottom w:val="single" w:sz="4" w:space="0" w:color="000000"/>
+              <w:right w:val="single" w:sz="4" w:space="0" w:color="000000"/>
+            </w:tcBorders>
+            <w:vAlign w:val="center"/>
+          </w:tcPr>
+          <w:p>
+            <w:pPr>
+              <w:spacing w:before="40" w:after="40"/>
+              <w:jc w:val="left"/>
+            </w:pPr>
+            <w:r>
+              <w:rPr>
+                <w:rFonts w:ascii="Adani" w:hAnsi="Adani"/>
+                <w:b w:val="0"/>
+                <w:sz w:val="18"/>
+                <w:u w:val="none"/>
+              </w:rPr>
+              <w:t>MOXIE POWER GENERATION LIMITED</w:t>
+            </w:r>
+          </w:p>
+        </w:tc>
+        <w:tc>
+          <w:tcPr>
+            <w:tcW w:type="dxa" w:w="1587"/>
+            <w:shd w:val="clear" w:color="auto" w:fill="FFFFFF"/>
+            <w:tcBorders>
+              <w:top w:val="single" w:sz="4" w:space="0" w:color="000000"/>
+              <w:left w:val="single" w:sz="4" w:space="0" w:color="000000"/>
+              <w:bottom w:val="single" w:sz="4" w:space="0" w:color="000000"/>
+              <w:right w:val="single" w:sz="4" w:space="0" w:color="000000"/>
+            </w:tcBorders>
+            <w:vAlign w:val="center"/>
+          </w:tcPr>
+          <w:p>
+            <w:pPr>
+              <w:spacing w:before="40" w:after="40"/>
+              <w:jc w:val="left"/>
+            </w:pPr>
+            <w:r>
+              <w:rPr>
+                <w:rFonts w:ascii="Adani" w:hAnsi="Adani"/>
+                <w:b w:val="0"/>
+                <w:sz w:val="18"/>
+                <w:u w:val="none"/>
+              </w:rPr>
+              <w:t>Additional Director</w:t>
+            </w:r>
+          </w:p>
+        </w:tc>
+        <w:tc>
+          <w:tcPr>
+            <w:tcW w:type="dxa" w:w="1304"/>
+            <w:shd w:val="clear" w:color="auto" w:fill="FFFFFF"/>
+            <w:tcBorders>
+              <w:top w:val="single" w:sz="4" w:space="0" w:color="000000"/>
+              <w:left w:val="single" w:sz="4" w:space="0" w:color="000000"/>
+              <w:bottom w:val="single" w:sz="4" w:space="0" w:color="000000"/>
+              <w:right w:val="single" w:sz="4" w:space="0" w:color="000000"/>
+            </w:tcBorders>
+            <w:vAlign w:val="center"/>
+          </w:tcPr>
+          <w:p>
+            <w:pPr>
+              <w:spacing w:before="40" w:after="40"/>
+              <w:jc w:val="left"/>
+            </w:pPr>
+            <w:r>
+              <w:rPr>
+                <w:rFonts w:ascii="Adani" w:hAnsi="Adani"/>
+                <w:b w:val="0"/>
+                <w:sz w:val="18"/>
+                <w:u w:val="none"/>
+              </w:rPr>
+              <w:t>01/07/2025</w:t>
             </w:r>
           </w:p>
         </w:tc>
@@ -5948,7 +4903,7 @@
                 <w:sz w:val="18"/>
                 <w:u w:val="none"/>
               </w:rPr>
-              <w:t>U40300GJ2016PLC119430</w:t>
+              <w:t>U26942GJ1991PLC168781</w:t>
             </w:r>
           </w:p>
         </w:tc>
@@ -5976,7 +4931,7 @@
                 <w:sz w:val="18"/>
                 <w:u w:val="none"/>
               </w:rPr>
-              <w:t>BARMER POWER TRANSMISSION SERVICE LIMITED</w:t>
+              <w:t>PENNA CEMENT INDUSTRIES LIMITED</w:t>
             </w:r>
           </w:p>
         </w:tc>
@@ -6176,7 +5131,7 @@
                 <w:sz w:val="18"/>
                 <w:u w:val="none"/>
               </w:rPr>
-              <w:t>U40105GJ2014GOI094187</w:t>
+              <w:t>U40300GJ2016PLC119430</w:t>
             </w:r>
           </w:p>
         </w:tc>
@@ -6204,7 +5159,121 @@
                 <w:sz w:val="18"/>
                 <w:u w:val="none"/>
               </w:rPr>
-              <w:t>CHHATTISGARH-WR TRANSMISSION LIMITED</w:t>
+              <w:t>BARMER POWER TRANSMISSION SERVICE LIMITED</w:t>
+            </w:r>
+          </w:p>
+        </w:tc>
+        <w:tc>
+          <w:tcPr>
+            <w:tcW w:type="dxa" w:w="1587"/>
+            <w:shd w:val="clear" w:color="auto" w:fill="FFFFFF"/>
+            <w:tcBorders>
+              <w:top w:val="single" w:sz="4" w:space="0" w:color="000000"/>
+              <w:left w:val="single" w:sz="4" w:space="0" w:color="000000"/>
+              <w:bottom w:val="single" w:sz="4" w:space="0" w:color="000000"/>
+              <w:right w:val="single" w:sz="4" w:space="0" w:color="000000"/>
+            </w:tcBorders>
+            <w:vAlign w:val="center"/>
+          </w:tcPr>
+          <w:p>
+            <w:pPr>
+              <w:spacing w:before="40" w:after="40"/>
+              <w:jc w:val="left"/>
+            </w:pPr>
+            <w:r>
+              <w:rPr>
+                <w:rFonts w:ascii="Adani" w:hAnsi="Adani"/>
+                <w:b w:val="0"/>
+                <w:sz w:val="18"/>
+                <w:u w:val="none"/>
+              </w:rPr>
+              <w:t>Additional Director</w:t>
+            </w:r>
+          </w:p>
+        </w:tc>
+        <w:tc>
+          <w:tcPr>
+            <w:tcW w:type="dxa" w:w="1304"/>
+            <w:shd w:val="clear" w:color="auto" w:fill="FFFFFF"/>
+            <w:tcBorders>
+              <w:top w:val="single" w:sz="4" w:space="0" w:color="000000"/>
+              <w:left w:val="single" w:sz="4" w:space="0" w:color="000000"/>
+              <w:bottom w:val="single" w:sz="4" w:space="0" w:color="000000"/>
+              <w:right w:val="single" w:sz="4" w:space="0" w:color="000000"/>
+            </w:tcBorders>
+            <w:vAlign w:val="center"/>
+          </w:tcPr>
+          <w:p>
+            <w:pPr>
+              <w:spacing w:before="40" w:after="40"/>
+              <w:jc w:val="left"/>
+            </w:pPr>
+            <w:r>
+              <w:rPr>
+                <w:rFonts w:ascii="Adani" w:hAnsi="Adani"/>
+                <w:b w:val="0"/>
+                <w:sz w:val="18"/>
+                <w:u w:val="none"/>
+              </w:rPr>
+              <w:t>13/11/2024</w:t>
+            </w:r>
+          </w:p>
+        </w:tc>
+      </w:tr>
+      <w:tr>
+        <w:tc>
+          <w:tcPr>
+            <w:tcW w:type="dxa" w:w="2268"/>
+            <w:shd w:val="clear" w:color="auto" w:fill="FFFFFF"/>
+            <w:tcBorders>
+              <w:top w:val="single" w:sz="4" w:space="0" w:color="000000"/>
+              <w:left w:val="single" w:sz="4" w:space="0" w:color="000000"/>
+              <w:bottom w:val="single" w:sz="4" w:space="0" w:color="000000"/>
+              <w:right w:val="single" w:sz="4" w:space="0" w:color="000000"/>
+            </w:tcBorders>
+            <w:vAlign w:val="center"/>
+          </w:tcPr>
+          <w:p>
+            <w:pPr>
+              <w:spacing w:before="40" w:after="40"/>
+              <w:jc w:val="left"/>
+            </w:pPr>
+            <w:r>
+              <w:rPr>
+                <w:rFonts w:ascii="Adani" w:hAnsi="Adani"/>
+                <w:b w:val="0"/>
+                <w:sz w:val="18"/>
+                <w:u w:val="none"/>
+              </w:rPr>
+              <w:t>U40300GJ2014GOI094190</w:t>
+            </w:r>
+          </w:p>
+        </w:tc>
+        <w:tc>
+          <w:tcPr>
+            <w:tcW w:type="dxa" w:w="4252"/>
+            <w:shd w:val="clear" w:color="auto" w:fill="FFFFFF"/>
+            <w:tcBorders>
+              <w:top w:val="single" w:sz="4" w:space="0" w:color="000000"/>
+              <w:left w:val="single" w:sz="4" w:space="0" w:color="000000"/>
+              <w:bottom w:val="single" w:sz="4" w:space="0" w:color="000000"/>
+              <w:right w:val="single" w:sz="4" w:space="0" w:color="000000"/>
+            </w:tcBorders>
+            <w:vAlign w:val="center"/>
+          </w:tcPr>
+          <w:p>
+            <w:pPr>
+              <w:spacing w:before="40" w:after="40"/>
+              <w:jc w:val="left"/>
+            </w:pPr>
+            <w:r>
+              <w:rPr>
+                <w:rFonts w:ascii="Adani" w:hAnsi="Adani"/>
+                <w:b w:val="0"/>
+                <w:sz w:val="18"/>
+                <w:u w:val="none"/>
+              </w:rPr>
+              <w:t>SIPAT TRANSMISSION LIMITED</w:t>
             </w:r>
           </w:p>
         </w:tc>
@@ -6404,7 +5473,7 @@
                 <w:sz w:val="18"/>
                 <w:u w:val="none"/>
               </w:rPr>
-              <w:t>U40300GJ2014GOI094190</w:t>
+              <w:t>U40105GJ2014GOI094187</w:t>
             </w:r>
           </w:p>
         </w:tc>
@@ -6432,7 +5501,7 @@
                 <w:sz w:val="18"/>
                 <w:u w:val="none"/>
               </w:rPr>
-              <w:t>SIPAT TRANSMISSION LIMITED</w:t>
+              <w:t>CHHATTISGARH-WR TRANSMISSION LIMITED</w:t>
             </w:r>
           </w:p>
         </w:tc>
@@ -6603,1032 +5672,6 @@
                 <w:u w:val="none"/>
               </w:rPr>
               <w:t>29/06/2023</w:t>
-            </w:r>
-          </w:p>
-        </w:tc>
-      </w:tr>
-      <w:tr>
-        <w:tc>
-          <w:tcPr>
-            <w:tcW w:type="dxa" w:w="2268"/>
-            <w:shd w:val="clear" w:color="auto" w:fill="FFFFFF"/>
-            <w:tcBorders>
-              <w:top w:val="single" w:sz="4" w:space="0" w:color="000000"/>
-              <w:left w:val="single" w:sz="4" w:space="0" w:color="000000"/>
-              <w:bottom w:val="single" w:sz="4" w:space="0" w:color="000000"/>
-              <w:right w:val="single" w:sz="4" w:space="0" w:color="000000"/>
-            </w:tcBorders>
-            <w:vAlign w:val="center"/>
-          </w:tcPr>
-          <w:p>
-            <w:pPr>
-              <w:spacing w:before="40" w:after="40"/>
-              <w:jc w:val="left"/>
-            </w:pPr>
-            <w:r>
-              <w:rPr>
-                <w:rFonts w:ascii="Adani" w:hAnsi="Adani"/>
-                <w:b w:val="0"/>
-                <w:sz w:val="18"/>
-                <w:u w:val="none"/>
-              </w:rPr>
-              <w:t>U74999GJ2017PLC166457</w:t>
-            </w:r>
-          </w:p>
-        </w:tc>
-        <w:tc>
-          <w:tcPr>
-            <w:tcW w:type="dxa" w:w="4252"/>
-            <w:shd w:val="clear" w:color="auto" w:fill="FFFFFF"/>
-            <w:tcBorders>
-              <w:top w:val="single" w:sz="4" w:space="0" w:color="000000"/>
-              <w:left w:val="single" w:sz="4" w:space="0" w:color="000000"/>
-              <w:bottom w:val="single" w:sz="4" w:space="0" w:color="000000"/>
-              <w:right w:val="single" w:sz="4" w:space="0" w:color="000000"/>
-            </w:tcBorders>
-            <w:vAlign w:val="center"/>
-          </w:tcPr>
-          <w:p>
-            <w:pPr>
-              <w:spacing w:before="40" w:after="40"/>
-              <w:jc w:val="left"/>
-            </w:pPr>
-            <w:r>
-              <w:rPr>
-                <w:rFonts w:ascii="Adani" w:hAnsi="Adani"/>
-                <w:b w:val="0"/>
-                <w:sz w:val="18"/>
-                <w:u w:val="none"/>
-              </w:rPr>
-              <w:t>ADANI SOLAR ENERGY JODHPUR FOUR LIMITED</w:t>
-            </w:r>
-          </w:p>
-        </w:tc>
-        <w:tc>
-          <w:tcPr>
-            <w:tcW w:type="dxa" w:w="1587"/>
-            <w:shd w:val="clear" w:color="auto" w:fill="FFFFFF"/>
-            <w:tcBorders>
-              <w:top w:val="single" w:sz="4" w:space="0" w:color="000000"/>
-              <w:left w:val="single" w:sz="4" w:space="0" w:color="000000"/>
-              <w:bottom w:val="single" w:sz="4" w:space="0" w:color="000000"/>
-              <w:right w:val="single" w:sz="4" w:space="0" w:color="000000"/>
-            </w:tcBorders>
-            <w:vAlign w:val="center"/>
-          </w:tcPr>
-          <w:p>
-            <w:pPr>
-              <w:spacing w:before="40" w:after="40"/>
-              <w:jc w:val="left"/>
-            </w:pPr>
-            <w:r>
-              <w:rPr>
-                <w:rFonts w:ascii="Adani" w:hAnsi="Adani"/>
-                <w:b w:val="0"/>
-                <w:sz w:val="18"/>
-                <w:u w:val="none"/>
-              </w:rPr>
-              <w:t>Director</w:t>
-            </w:r>
-          </w:p>
-        </w:tc>
-        <w:tc>
-          <w:tcPr>
-            <w:tcW w:type="dxa" w:w="1304"/>
-            <w:shd w:val="clear" w:color="auto" w:fill="FFFFFF"/>
-            <w:tcBorders>
-              <w:top w:val="single" w:sz="4" w:space="0" w:color="000000"/>
-              <w:left w:val="single" w:sz="4" w:space="0" w:color="000000"/>
-              <w:bottom w:val="single" w:sz="4" w:space="0" w:color="000000"/>
-              <w:right w:val="single" w:sz="4" w:space="0" w:color="000000"/>
-            </w:tcBorders>
-            <w:vAlign w:val="center"/>
-          </w:tcPr>
-          <w:p>
-            <w:pPr>
-              <w:spacing w:before="40" w:after="40"/>
-              <w:jc w:val="left"/>
-            </w:pPr>
-            <w:r>
-              <w:rPr>
-                <w:rFonts w:ascii="Adani" w:hAnsi="Adani"/>
-                <w:b w:val="0"/>
-                <w:sz w:val="18"/>
-                <w:u w:val="none"/>
-              </w:rPr>
-              <w:t>25/07/2022</w:t>
-            </w:r>
-          </w:p>
-        </w:tc>
-      </w:tr>
-      <w:tr>
-        <w:tc>
-          <w:tcPr>
-            <w:tcW w:type="dxa" w:w="2268"/>
-            <w:shd w:val="clear" w:color="auto" w:fill="FFFFFF"/>
-            <w:tcBorders>
-              <w:top w:val="single" w:sz="4" w:space="0" w:color="000000"/>
-              <w:left w:val="single" w:sz="4" w:space="0" w:color="000000"/>
-              <w:bottom w:val="single" w:sz="4" w:space="0" w:color="000000"/>
-              <w:right w:val="single" w:sz="4" w:space="0" w:color="000000"/>
-            </w:tcBorders>
-            <w:vAlign w:val="center"/>
-          </w:tcPr>
-          <w:p>
-            <w:pPr>
-              <w:spacing w:before="40" w:after="40"/>
-              <w:jc w:val="left"/>
-            </w:pPr>
-            <w:r>
-              <w:rPr>
-                <w:rFonts w:ascii="Adani" w:hAnsi="Adani"/>
-                <w:b w:val="0"/>
-                <w:sz w:val="18"/>
-                <w:u w:val="none"/>
-              </w:rPr>
-              <w:t>U74999GJ2017PLC166456</w:t>
-            </w:r>
-          </w:p>
-        </w:tc>
-        <w:tc>
-          <w:tcPr>
-            <w:tcW w:type="dxa" w:w="4252"/>
-            <w:shd w:val="clear" w:color="auto" w:fill="FFFFFF"/>
-            <w:tcBorders>
-              <w:top w:val="single" w:sz="4" w:space="0" w:color="000000"/>
-              <w:left w:val="single" w:sz="4" w:space="0" w:color="000000"/>
-              <w:bottom w:val="single" w:sz="4" w:space="0" w:color="000000"/>
-              <w:right w:val="single" w:sz="4" w:space="0" w:color="000000"/>
-            </w:tcBorders>
-            <w:vAlign w:val="center"/>
-          </w:tcPr>
-          <w:p>
-            <w:pPr>
-              <w:spacing w:before="40" w:after="40"/>
-              <w:jc w:val="left"/>
-            </w:pPr>
-            <w:r>
-              <w:rPr>
-                <w:rFonts w:ascii="Adani" w:hAnsi="Adani"/>
-                <w:b w:val="0"/>
-                <w:sz w:val="18"/>
-                <w:u w:val="none"/>
-              </w:rPr>
-              <w:t>ADANI SOLAR ENERGY JODHPUR THREE LIMITED</w:t>
-            </w:r>
-          </w:p>
-        </w:tc>
-        <w:tc>
-          <w:tcPr>
-            <w:tcW w:type="dxa" w:w="1587"/>
-            <w:shd w:val="clear" w:color="auto" w:fill="FFFFFF"/>
-            <w:tcBorders>
-              <w:top w:val="single" w:sz="4" w:space="0" w:color="000000"/>
-              <w:left w:val="single" w:sz="4" w:space="0" w:color="000000"/>
-              <w:bottom w:val="single" w:sz="4" w:space="0" w:color="000000"/>
-              <w:right w:val="single" w:sz="4" w:space="0" w:color="000000"/>
-            </w:tcBorders>
-            <w:vAlign w:val="center"/>
-          </w:tcPr>
-          <w:p>
-            <w:pPr>
-              <w:spacing w:before="40" w:after="40"/>
-              <w:jc w:val="left"/>
-            </w:pPr>
-            <w:r>
-              <w:rPr>
-                <w:rFonts w:ascii="Adani" w:hAnsi="Adani"/>
-                <w:b w:val="0"/>
-                <w:sz w:val="18"/>
-                <w:u w:val="none"/>
-              </w:rPr>
-              <w:t>Director</w:t>
-            </w:r>
-          </w:p>
-        </w:tc>
-        <w:tc>
-          <w:tcPr>
-            <w:tcW w:type="dxa" w:w="1304"/>
-            <w:shd w:val="clear" w:color="auto" w:fill="FFFFFF"/>
-            <w:tcBorders>
-              <w:top w:val="single" w:sz="4" w:space="0" w:color="000000"/>
-              <w:left w:val="single" w:sz="4" w:space="0" w:color="000000"/>
-              <w:bottom w:val="single" w:sz="4" w:space="0" w:color="000000"/>
-              <w:right w:val="single" w:sz="4" w:space="0" w:color="000000"/>
-            </w:tcBorders>
-            <w:vAlign w:val="center"/>
-          </w:tcPr>
-          <w:p>
-            <w:pPr>
-              <w:spacing w:before="40" w:after="40"/>
-              <w:jc w:val="left"/>
-            </w:pPr>
-            <w:r>
-              <w:rPr>
-                <w:rFonts w:ascii="Adani" w:hAnsi="Adani"/>
-                <w:b w:val="0"/>
-                <w:sz w:val="18"/>
-                <w:u w:val="none"/>
-              </w:rPr>
-              <w:t>25/07/2022</w:t>
-            </w:r>
-          </w:p>
-        </w:tc>
-      </w:tr>
-      <w:tr>
-        <w:tc>
-          <w:tcPr>
-            <w:tcW w:type="dxa" w:w="2268"/>
-            <w:shd w:val="clear" w:color="auto" w:fill="FFFFFF"/>
-            <w:tcBorders>
-              <w:top w:val="single" w:sz="4" w:space="0" w:color="000000"/>
-              <w:left w:val="single" w:sz="4" w:space="0" w:color="000000"/>
-              <w:bottom w:val="single" w:sz="4" w:space="0" w:color="000000"/>
-              <w:right w:val="single" w:sz="4" w:space="0" w:color="000000"/>
-            </w:tcBorders>
-            <w:vAlign w:val="center"/>
-          </w:tcPr>
-          <w:p>
-            <w:pPr>
-              <w:spacing w:before="40" w:after="40"/>
-              <w:jc w:val="left"/>
-            </w:pPr>
-            <w:r>
-              <w:rPr>
-                <w:rFonts w:ascii="Adani" w:hAnsi="Adani"/>
-                <w:b w:val="0"/>
-                <w:sz w:val="18"/>
-                <w:u w:val="none"/>
-              </w:rPr>
-              <w:t>U74999DL2018PLC336949</w:t>
-            </w:r>
-          </w:p>
-        </w:tc>
-        <w:tc>
-          <w:tcPr>
-            <w:tcW w:type="dxa" w:w="4252"/>
-            <w:shd w:val="clear" w:color="auto" w:fill="FFFFFF"/>
-            <w:tcBorders>
-              <w:top w:val="single" w:sz="4" w:space="0" w:color="000000"/>
-              <w:left w:val="single" w:sz="4" w:space="0" w:color="000000"/>
-              <w:bottom w:val="single" w:sz="4" w:space="0" w:color="000000"/>
-              <w:right w:val="single" w:sz="4" w:space="0" w:color="000000"/>
-            </w:tcBorders>
-            <w:vAlign w:val="center"/>
-          </w:tcPr>
-          <w:p>
-            <w:pPr>
-              <w:spacing w:before="40" w:after="40"/>
-              <w:jc w:val="left"/>
-            </w:pPr>
-            <w:r>
-              <w:rPr>
-                <w:rFonts w:ascii="Adani" w:hAnsi="Adani"/>
-                <w:b w:val="0"/>
-                <w:sz w:val="18"/>
-                <w:u w:val="none"/>
-              </w:rPr>
-              <w:t>ADANI SOLAR ENERGY KA NINE LIMITED</w:t>
-            </w:r>
-          </w:p>
-        </w:tc>
-        <w:tc>
-          <w:tcPr>
-            <w:tcW w:type="dxa" w:w="1587"/>
-            <w:shd w:val="clear" w:color="auto" w:fill="FFFFFF"/>
-            <w:tcBorders>
-              <w:top w:val="single" w:sz="4" w:space="0" w:color="000000"/>
-              <w:left w:val="single" w:sz="4" w:space="0" w:color="000000"/>
-              <w:bottom w:val="single" w:sz="4" w:space="0" w:color="000000"/>
-              <w:right w:val="single" w:sz="4" w:space="0" w:color="000000"/>
-            </w:tcBorders>
-            <w:vAlign w:val="center"/>
-          </w:tcPr>
-          <w:p>
-            <w:pPr>
-              <w:spacing w:before="40" w:after="40"/>
-              <w:jc w:val="left"/>
-            </w:pPr>
-            <w:r>
-              <w:rPr>
-                <w:rFonts w:ascii="Adani" w:hAnsi="Adani"/>
-                <w:b w:val="0"/>
-                <w:sz w:val="18"/>
-                <w:u w:val="none"/>
-              </w:rPr>
-              <w:t>Director</w:t>
-            </w:r>
-          </w:p>
-        </w:tc>
-        <w:tc>
-          <w:tcPr>
-            <w:tcW w:type="dxa" w:w="1304"/>
-            <w:shd w:val="clear" w:color="auto" w:fill="FFFFFF"/>
-            <w:tcBorders>
-              <w:top w:val="single" w:sz="4" w:space="0" w:color="000000"/>
-              <w:left w:val="single" w:sz="4" w:space="0" w:color="000000"/>
-              <w:bottom w:val="single" w:sz="4" w:space="0" w:color="000000"/>
-              <w:right w:val="single" w:sz="4" w:space="0" w:color="000000"/>
-            </w:tcBorders>
-            <w:vAlign w:val="center"/>
-          </w:tcPr>
-          <w:p>
-            <w:pPr>
-              <w:spacing w:before="40" w:after="40"/>
-              <w:jc w:val="left"/>
-            </w:pPr>
-            <w:r>
-              <w:rPr>
-                <w:rFonts w:ascii="Adani" w:hAnsi="Adani"/>
-                <w:b w:val="0"/>
-                <w:sz w:val="18"/>
-                <w:u w:val="none"/>
-              </w:rPr>
-              <w:t>10/03/2022</w:t>
-            </w:r>
-          </w:p>
-        </w:tc>
-      </w:tr>
-      <w:tr>
-        <w:tc>
-          <w:tcPr>
-            <w:tcW w:type="dxa" w:w="2268"/>
-            <w:shd w:val="clear" w:color="auto" w:fill="FFFFFF"/>
-            <w:tcBorders>
-              <w:top w:val="single" w:sz="4" w:space="0" w:color="000000"/>
-              <w:left w:val="single" w:sz="4" w:space="0" w:color="000000"/>
-              <w:bottom w:val="single" w:sz="4" w:space="0" w:color="000000"/>
-              <w:right w:val="single" w:sz="4" w:space="0" w:color="000000"/>
-            </w:tcBorders>
-            <w:vAlign w:val="center"/>
-          </w:tcPr>
-          <w:p>
-            <w:pPr>
-              <w:spacing w:before="40" w:after="40"/>
-              <w:jc w:val="left"/>
-            </w:pPr>
-            <w:r>
-              <w:rPr>
-                <w:rFonts w:ascii="Adani" w:hAnsi="Adani"/>
-                <w:b w:val="0"/>
-                <w:sz w:val="18"/>
-                <w:u w:val="none"/>
-              </w:rPr>
-              <w:t>U74999DL2018PLC331864</w:t>
-            </w:r>
-          </w:p>
-        </w:tc>
-        <w:tc>
-          <w:tcPr>
-            <w:tcW w:type="dxa" w:w="4252"/>
-            <w:shd w:val="clear" w:color="auto" w:fill="FFFFFF"/>
-            <w:tcBorders>
-              <w:top w:val="single" w:sz="4" w:space="0" w:color="000000"/>
-              <w:left w:val="single" w:sz="4" w:space="0" w:color="000000"/>
-              <w:bottom w:val="single" w:sz="4" w:space="0" w:color="000000"/>
-              <w:right w:val="single" w:sz="4" w:space="0" w:color="000000"/>
-            </w:tcBorders>
-            <w:vAlign w:val="center"/>
-          </w:tcPr>
-          <w:p>
-            <w:pPr>
-              <w:spacing w:before="40" w:after="40"/>
-              <w:jc w:val="left"/>
-            </w:pPr>
-            <w:r>
-              <w:rPr>
-                <w:rFonts w:ascii="Adani" w:hAnsi="Adani"/>
-                <w:b w:val="0"/>
-                <w:sz w:val="18"/>
-                <w:u w:val="none"/>
-              </w:rPr>
-              <w:t>ADANI SOLAR ENERGY JODHPUR FIVE LIMITED</w:t>
-            </w:r>
-          </w:p>
-        </w:tc>
-        <w:tc>
-          <w:tcPr>
-            <w:tcW w:type="dxa" w:w="1587"/>
-            <w:shd w:val="clear" w:color="auto" w:fill="FFFFFF"/>
-            <w:tcBorders>
-              <w:top w:val="single" w:sz="4" w:space="0" w:color="000000"/>
-              <w:left w:val="single" w:sz="4" w:space="0" w:color="000000"/>
-              <w:bottom w:val="single" w:sz="4" w:space="0" w:color="000000"/>
-              <w:right w:val="single" w:sz="4" w:space="0" w:color="000000"/>
-            </w:tcBorders>
-            <w:vAlign w:val="center"/>
-          </w:tcPr>
-          <w:p>
-            <w:pPr>
-              <w:spacing w:before="40" w:after="40"/>
-              <w:jc w:val="left"/>
-            </w:pPr>
-            <w:r>
-              <w:rPr>
-                <w:rFonts w:ascii="Adani" w:hAnsi="Adani"/>
-                <w:b w:val="0"/>
-                <w:sz w:val="18"/>
-                <w:u w:val="none"/>
-              </w:rPr>
-              <w:t>Director</w:t>
-            </w:r>
-          </w:p>
-        </w:tc>
-        <w:tc>
-          <w:tcPr>
-            <w:tcW w:type="dxa" w:w="1304"/>
-            <w:shd w:val="clear" w:color="auto" w:fill="FFFFFF"/>
-            <w:tcBorders>
-              <w:top w:val="single" w:sz="4" w:space="0" w:color="000000"/>
-              <w:left w:val="single" w:sz="4" w:space="0" w:color="000000"/>
-              <w:bottom w:val="single" w:sz="4" w:space="0" w:color="000000"/>
-              <w:right w:val="single" w:sz="4" w:space="0" w:color="000000"/>
-            </w:tcBorders>
-            <w:vAlign w:val="center"/>
-          </w:tcPr>
-          <w:p>
-            <w:pPr>
-              <w:spacing w:before="40" w:after="40"/>
-              <w:jc w:val="left"/>
-            </w:pPr>
-            <w:r>
-              <w:rPr>
-                <w:rFonts w:ascii="Adani" w:hAnsi="Adani"/>
-                <w:b w:val="0"/>
-                <w:sz w:val="18"/>
-                <w:u w:val="none"/>
-              </w:rPr>
-              <w:t>10/03/2022</w:t>
-            </w:r>
-          </w:p>
-        </w:tc>
-      </w:tr>
-      <w:tr>
-        <w:tc>
-          <w:tcPr>
-            <w:tcW w:type="dxa" w:w="2268"/>
-            <w:shd w:val="clear" w:color="auto" w:fill="FFFFFF"/>
-            <w:tcBorders>
-              <w:top w:val="single" w:sz="4" w:space="0" w:color="000000"/>
-              <w:left w:val="single" w:sz="4" w:space="0" w:color="000000"/>
-              <w:bottom w:val="single" w:sz="4" w:space="0" w:color="000000"/>
-              <w:right w:val="single" w:sz="4" w:space="0" w:color="000000"/>
-            </w:tcBorders>
-            <w:vAlign w:val="center"/>
-          </w:tcPr>
-          <w:p>
-            <w:pPr>
-              <w:spacing w:before="40" w:after="40"/>
-              <w:jc w:val="left"/>
-            </w:pPr>
-            <w:r>
-              <w:rPr>
-                <w:rFonts w:ascii="Adani" w:hAnsi="Adani"/>
-                <w:b w:val="0"/>
-                <w:sz w:val="18"/>
-                <w:u w:val="none"/>
-              </w:rPr>
-              <w:t>U74999GJ2018PTC166538</w:t>
-            </w:r>
-          </w:p>
-        </w:tc>
-        <w:tc>
-          <w:tcPr>
-            <w:tcW w:type="dxa" w:w="4252"/>
-            <w:shd w:val="clear" w:color="auto" w:fill="FFFFFF"/>
-            <w:tcBorders>
-              <w:top w:val="single" w:sz="4" w:space="0" w:color="000000"/>
-              <w:left w:val="single" w:sz="4" w:space="0" w:color="000000"/>
-              <w:bottom w:val="single" w:sz="4" w:space="0" w:color="000000"/>
-              <w:right w:val="single" w:sz="4" w:space="0" w:color="000000"/>
-            </w:tcBorders>
-            <w:vAlign w:val="center"/>
-          </w:tcPr>
-          <w:p>
-            <w:pPr>
-              <w:spacing w:before="40" w:after="40"/>
-              <w:jc w:val="left"/>
-            </w:pPr>
-            <w:r>
-              <w:rPr>
-                <w:rFonts w:ascii="Adani" w:hAnsi="Adani"/>
-                <w:b w:val="0"/>
-                <w:sz w:val="18"/>
-                <w:u w:val="none"/>
-              </w:rPr>
-              <w:t>ADANI SOLAR ENERGY AP SEVEN PRIVATE LIMITED</w:t>
-            </w:r>
-          </w:p>
-        </w:tc>
-        <w:tc>
-          <w:tcPr>
-            <w:tcW w:type="dxa" w:w="1587"/>
-            <w:shd w:val="clear" w:color="auto" w:fill="FFFFFF"/>
-            <w:tcBorders>
-              <w:top w:val="single" w:sz="4" w:space="0" w:color="000000"/>
-              <w:left w:val="single" w:sz="4" w:space="0" w:color="000000"/>
-              <w:bottom w:val="single" w:sz="4" w:space="0" w:color="000000"/>
-              <w:right w:val="single" w:sz="4" w:space="0" w:color="000000"/>
-            </w:tcBorders>
-            <w:vAlign w:val="center"/>
-          </w:tcPr>
-          <w:p>
-            <w:pPr>
-              <w:spacing w:before="40" w:after="40"/>
-              <w:jc w:val="left"/>
-            </w:pPr>
-            <w:r>
-              <w:rPr>
-                <w:rFonts w:ascii="Adani" w:hAnsi="Adani"/>
-                <w:b w:val="0"/>
-                <w:sz w:val="18"/>
-                <w:u w:val="none"/>
-              </w:rPr>
-              <w:t>Director</w:t>
-            </w:r>
-          </w:p>
-        </w:tc>
-        <w:tc>
-          <w:tcPr>
-            <w:tcW w:type="dxa" w:w="1304"/>
-            <w:shd w:val="clear" w:color="auto" w:fill="FFFFFF"/>
-            <w:tcBorders>
-              <w:top w:val="single" w:sz="4" w:space="0" w:color="000000"/>
-              <w:left w:val="single" w:sz="4" w:space="0" w:color="000000"/>
-              <w:bottom w:val="single" w:sz="4" w:space="0" w:color="000000"/>
-              <w:right w:val="single" w:sz="4" w:space="0" w:color="000000"/>
-            </w:tcBorders>
-            <w:vAlign w:val="center"/>
-          </w:tcPr>
-          <w:p>
-            <w:pPr>
-              <w:spacing w:before="40" w:after="40"/>
-              <w:jc w:val="left"/>
-            </w:pPr>
-            <w:r>
-              <w:rPr>
-                <w:rFonts w:ascii="Adani" w:hAnsi="Adani"/>
-                <w:b w:val="0"/>
-                <w:sz w:val="18"/>
-                <w:u w:val="none"/>
-              </w:rPr>
-              <w:t>10/03/2022</w:t>
-            </w:r>
-          </w:p>
-        </w:tc>
-      </w:tr>
-      <w:tr>
-        <w:tc>
-          <w:tcPr>
-            <w:tcW w:type="dxa" w:w="2268"/>
-            <w:shd w:val="clear" w:color="auto" w:fill="FFFFFF"/>
-            <w:tcBorders>
-              <w:top w:val="single" w:sz="4" w:space="0" w:color="000000"/>
-              <w:left w:val="single" w:sz="4" w:space="0" w:color="000000"/>
-              <w:bottom w:val="single" w:sz="4" w:space="0" w:color="000000"/>
-              <w:right w:val="single" w:sz="4" w:space="0" w:color="000000"/>
-            </w:tcBorders>
-            <w:vAlign w:val="center"/>
-          </w:tcPr>
-          <w:p>
-            <w:pPr>
-              <w:spacing w:before="40" w:after="40"/>
-              <w:jc w:val="left"/>
-            </w:pPr>
-            <w:r>
-              <w:rPr>
-                <w:rFonts w:ascii="Adani" w:hAnsi="Adani"/>
-                <w:b w:val="0"/>
-                <w:sz w:val="18"/>
-                <w:u w:val="none"/>
-              </w:rPr>
-              <w:t>U40106GJ2019PLC110173</w:t>
-            </w:r>
-          </w:p>
-        </w:tc>
-        <w:tc>
-          <w:tcPr>
-            <w:tcW w:type="dxa" w:w="4252"/>
-            <w:shd w:val="clear" w:color="auto" w:fill="FFFFFF"/>
-            <w:tcBorders>
-              <w:top w:val="single" w:sz="4" w:space="0" w:color="000000"/>
-              <w:left w:val="single" w:sz="4" w:space="0" w:color="000000"/>
-              <w:bottom w:val="single" w:sz="4" w:space="0" w:color="000000"/>
-              <w:right w:val="single" w:sz="4" w:space="0" w:color="000000"/>
-            </w:tcBorders>
-            <w:vAlign w:val="center"/>
-          </w:tcPr>
-          <w:p>
-            <w:pPr>
-              <w:spacing w:before="40" w:after="40"/>
-              <w:jc w:val="left"/>
-            </w:pPr>
-            <w:r>
-              <w:rPr>
-                <w:rFonts w:ascii="Adani" w:hAnsi="Adani"/>
-                <w:b w:val="0"/>
-                <w:sz w:val="18"/>
-                <w:u w:val="none"/>
-              </w:rPr>
-              <w:t>ADANI SOLAR ENERGY JODHPUR TWO LIMITED</w:t>
-            </w:r>
-          </w:p>
-        </w:tc>
-        <w:tc>
-          <w:tcPr>
-            <w:tcW w:type="dxa" w:w="1587"/>
-            <w:shd w:val="clear" w:color="auto" w:fill="FFFFFF"/>
-            <w:tcBorders>
-              <w:top w:val="single" w:sz="4" w:space="0" w:color="000000"/>
-              <w:left w:val="single" w:sz="4" w:space="0" w:color="000000"/>
-              <w:bottom w:val="single" w:sz="4" w:space="0" w:color="000000"/>
-              <w:right w:val="single" w:sz="4" w:space="0" w:color="000000"/>
-            </w:tcBorders>
-            <w:vAlign w:val="center"/>
-          </w:tcPr>
-          <w:p>
-            <w:pPr>
-              <w:spacing w:before="40" w:after="40"/>
-              <w:jc w:val="left"/>
-            </w:pPr>
-            <w:r>
-              <w:rPr>
-                <w:rFonts w:ascii="Adani" w:hAnsi="Adani"/>
-                <w:b w:val="0"/>
-                <w:sz w:val="18"/>
-                <w:u w:val="none"/>
-              </w:rPr>
-              <w:t>Director</w:t>
-            </w:r>
-          </w:p>
-        </w:tc>
-        <w:tc>
-          <w:tcPr>
-            <w:tcW w:type="dxa" w:w="1304"/>
-            <w:shd w:val="clear" w:color="auto" w:fill="FFFFFF"/>
-            <w:tcBorders>
-              <w:top w:val="single" w:sz="4" w:space="0" w:color="000000"/>
-              <w:left w:val="single" w:sz="4" w:space="0" w:color="000000"/>
-              <w:bottom w:val="single" w:sz="4" w:space="0" w:color="000000"/>
-              <w:right w:val="single" w:sz="4" w:space="0" w:color="000000"/>
-            </w:tcBorders>
-            <w:vAlign w:val="center"/>
-          </w:tcPr>
-          <w:p>
-            <w:pPr>
-              <w:spacing w:before="40" w:after="40"/>
-              <w:jc w:val="left"/>
-            </w:pPr>
-            <w:r>
-              <w:rPr>
-                <w:rFonts w:ascii="Adani" w:hAnsi="Adani"/>
-                <w:b w:val="0"/>
-                <w:sz w:val="18"/>
-                <w:u w:val="none"/>
-              </w:rPr>
-              <w:t>10/03/2022</w:t>
-            </w:r>
-          </w:p>
-        </w:tc>
-      </w:tr>
-      <w:tr>
-        <w:tc>
-          <w:tcPr>
-            <w:tcW w:type="dxa" w:w="2268"/>
-            <w:shd w:val="clear" w:color="auto" w:fill="FFFFFF"/>
-            <w:tcBorders>
-              <w:top w:val="single" w:sz="4" w:space="0" w:color="000000"/>
-              <w:left w:val="single" w:sz="4" w:space="0" w:color="000000"/>
-              <w:bottom w:val="single" w:sz="4" w:space="0" w:color="000000"/>
-              <w:right w:val="single" w:sz="4" w:space="0" w:color="000000"/>
-            </w:tcBorders>
-            <w:vAlign w:val="center"/>
-          </w:tcPr>
-          <w:p>
-            <w:pPr>
-              <w:spacing w:before="40" w:after="40"/>
-              <w:jc w:val="left"/>
-            </w:pPr>
-            <w:r>
-              <w:rPr>
-                <w:rFonts w:ascii="Adani" w:hAnsi="Adani"/>
-                <w:b w:val="0"/>
-                <w:sz w:val="18"/>
-                <w:u w:val="none"/>
-              </w:rPr>
-              <w:t>U40300GJ2019PLC106775</w:t>
-            </w:r>
-          </w:p>
-        </w:tc>
-        <w:tc>
-          <w:tcPr>
-            <w:tcW w:type="dxa" w:w="4252"/>
-            <w:shd w:val="clear" w:color="auto" w:fill="FFFFFF"/>
-            <w:tcBorders>
-              <w:top w:val="single" w:sz="4" w:space="0" w:color="000000"/>
-              <w:left w:val="single" w:sz="4" w:space="0" w:color="000000"/>
-              <w:bottom w:val="single" w:sz="4" w:space="0" w:color="000000"/>
-              <w:right w:val="single" w:sz="4" w:space="0" w:color="000000"/>
-            </w:tcBorders>
-            <w:vAlign w:val="center"/>
-          </w:tcPr>
-          <w:p>
-            <w:pPr>
-              <w:spacing w:before="40" w:after="40"/>
-              <w:jc w:val="left"/>
-            </w:pPr>
-            <w:r>
-              <w:rPr>
-                <w:rFonts w:ascii="Adani" w:hAnsi="Adani"/>
-                <w:b w:val="0"/>
-                <w:sz w:val="18"/>
-                <w:u w:val="none"/>
-              </w:rPr>
-              <w:t>ADANI SOLAR ENERGY KUTCHH ONE LIMITED</w:t>
-            </w:r>
-          </w:p>
-        </w:tc>
-        <w:tc>
-          <w:tcPr>
-            <w:tcW w:type="dxa" w:w="1587"/>
-            <w:shd w:val="clear" w:color="auto" w:fill="FFFFFF"/>
-            <w:tcBorders>
-              <w:top w:val="single" w:sz="4" w:space="0" w:color="000000"/>
-              <w:left w:val="single" w:sz="4" w:space="0" w:color="000000"/>
-              <w:bottom w:val="single" w:sz="4" w:space="0" w:color="000000"/>
-              <w:right w:val="single" w:sz="4" w:space="0" w:color="000000"/>
-            </w:tcBorders>
-            <w:vAlign w:val="center"/>
-          </w:tcPr>
-          <w:p>
-            <w:pPr>
-              <w:spacing w:before="40" w:after="40"/>
-              <w:jc w:val="left"/>
-            </w:pPr>
-            <w:r>
-              <w:rPr>
-                <w:rFonts w:ascii="Adani" w:hAnsi="Adani"/>
-                <w:b w:val="0"/>
-                <w:sz w:val="18"/>
-                <w:u w:val="none"/>
-              </w:rPr>
-              <w:t>Director</w:t>
-            </w:r>
-          </w:p>
-        </w:tc>
-        <w:tc>
-          <w:tcPr>
-            <w:tcW w:type="dxa" w:w="1304"/>
-            <w:shd w:val="clear" w:color="auto" w:fill="FFFFFF"/>
-            <w:tcBorders>
-              <w:top w:val="single" w:sz="4" w:space="0" w:color="000000"/>
-              <w:left w:val="single" w:sz="4" w:space="0" w:color="000000"/>
-              <w:bottom w:val="single" w:sz="4" w:space="0" w:color="000000"/>
-              <w:right w:val="single" w:sz="4" w:space="0" w:color="000000"/>
-            </w:tcBorders>
-            <w:vAlign w:val="center"/>
-          </w:tcPr>
-          <w:p>
-            <w:pPr>
-              <w:spacing w:before="40" w:after="40"/>
-              <w:jc w:val="left"/>
-            </w:pPr>
-            <w:r>
-              <w:rPr>
-                <w:rFonts w:ascii="Adani" w:hAnsi="Adani"/>
-                <w:b w:val="0"/>
-                <w:sz w:val="18"/>
-                <w:u w:val="none"/>
-              </w:rPr>
-              <w:t>10/03/2022</w:t>
-            </w:r>
-          </w:p>
-        </w:tc>
-      </w:tr>
-      <w:tr>
-        <w:tc>
-          <w:tcPr>
-            <w:tcW w:type="dxa" w:w="2268"/>
-            <w:shd w:val="clear" w:color="auto" w:fill="FFFFFF"/>
-            <w:tcBorders>
-              <w:top w:val="single" w:sz="4" w:space="0" w:color="000000"/>
-              <w:left w:val="single" w:sz="4" w:space="0" w:color="000000"/>
-              <w:bottom w:val="single" w:sz="4" w:space="0" w:color="000000"/>
-              <w:right w:val="single" w:sz="4" w:space="0" w:color="000000"/>
-            </w:tcBorders>
-            <w:vAlign w:val="center"/>
-          </w:tcPr>
-          <w:p>
-            <w:pPr>
-              <w:spacing w:before="40" w:after="40"/>
-              <w:jc w:val="left"/>
-            </w:pPr>
-            <w:r>
-              <w:rPr>
-                <w:rFonts w:ascii="Adani" w:hAnsi="Adani"/>
-                <w:b w:val="0"/>
-                <w:sz w:val="18"/>
-                <w:u w:val="none"/>
-              </w:rPr>
-              <w:t>U40106GJ2016PLC085576</w:t>
-            </w:r>
-          </w:p>
-        </w:tc>
-        <w:tc>
-          <w:tcPr>
-            <w:tcW w:type="dxa" w:w="4252"/>
-            <w:shd w:val="clear" w:color="auto" w:fill="FFFFFF"/>
-            <w:tcBorders>
-              <w:top w:val="single" w:sz="4" w:space="0" w:color="000000"/>
-              <w:left w:val="single" w:sz="4" w:space="0" w:color="000000"/>
-              <w:bottom w:val="single" w:sz="4" w:space="0" w:color="000000"/>
-              <w:right w:val="single" w:sz="4" w:space="0" w:color="000000"/>
-            </w:tcBorders>
-            <w:vAlign w:val="center"/>
-          </w:tcPr>
-          <w:p>
-            <w:pPr>
-              <w:spacing w:before="40" w:after="40"/>
-              <w:jc w:val="left"/>
-            </w:pPr>
-            <w:r>
-              <w:rPr>
-                <w:rFonts w:ascii="Adani" w:hAnsi="Adani"/>
-                <w:b w:val="0"/>
-                <w:sz w:val="18"/>
-                <w:u w:val="none"/>
-              </w:rPr>
-              <w:t>ADANI SOLAR ENERGY FOUR LIMITED</w:t>
-            </w:r>
-          </w:p>
-        </w:tc>
-        <w:tc>
-          <w:tcPr>
-            <w:tcW w:type="dxa" w:w="1587"/>
-            <w:shd w:val="clear" w:color="auto" w:fill="FFFFFF"/>
-            <w:tcBorders>
-              <w:top w:val="single" w:sz="4" w:space="0" w:color="000000"/>
-              <w:left w:val="single" w:sz="4" w:space="0" w:color="000000"/>
-              <w:bottom w:val="single" w:sz="4" w:space="0" w:color="000000"/>
-              <w:right w:val="single" w:sz="4" w:space="0" w:color="000000"/>
-            </w:tcBorders>
-            <w:vAlign w:val="center"/>
-          </w:tcPr>
-          <w:p>
-            <w:pPr>
-              <w:spacing w:before="40" w:after="40"/>
-              <w:jc w:val="left"/>
-            </w:pPr>
-            <w:r>
-              <w:rPr>
-                <w:rFonts w:ascii="Adani" w:hAnsi="Adani"/>
-                <w:b w:val="0"/>
-                <w:sz w:val="18"/>
-                <w:u w:val="none"/>
-              </w:rPr>
-              <w:t>Director</w:t>
-            </w:r>
-          </w:p>
-        </w:tc>
-        <w:tc>
-          <w:tcPr>
-            <w:tcW w:type="dxa" w:w="1304"/>
-            <w:shd w:val="clear" w:color="auto" w:fill="FFFFFF"/>
-            <w:tcBorders>
-              <w:top w:val="single" w:sz="4" w:space="0" w:color="000000"/>
-              <w:left w:val="single" w:sz="4" w:space="0" w:color="000000"/>
-              <w:bottom w:val="single" w:sz="4" w:space="0" w:color="000000"/>
-              <w:right w:val="single" w:sz="4" w:space="0" w:color="000000"/>
-            </w:tcBorders>
-            <w:vAlign w:val="center"/>
-          </w:tcPr>
-          <w:p>
-            <w:pPr>
-              <w:spacing w:before="40" w:after="40"/>
-              <w:jc w:val="left"/>
-            </w:pPr>
-            <w:r>
-              <w:rPr>
-                <w:rFonts w:ascii="Adani" w:hAnsi="Adani"/>
-                <w:b w:val="0"/>
-                <w:sz w:val="18"/>
-                <w:u w:val="none"/>
-              </w:rPr>
-              <w:t>10/03/2022</w:t>
-            </w:r>
-          </w:p>
-        </w:tc>
-      </w:tr>
-      <w:tr>
-        <w:tc>
-          <w:tcPr>
-            <w:tcW w:type="dxa" w:w="2268"/>
-            <w:shd w:val="clear" w:color="auto" w:fill="FFFFFF"/>
-            <w:tcBorders>
-              <w:top w:val="single" w:sz="4" w:space="0" w:color="000000"/>
-              <w:left w:val="single" w:sz="4" w:space="0" w:color="000000"/>
-              <w:bottom w:val="single" w:sz="4" w:space="0" w:color="000000"/>
-              <w:right w:val="single" w:sz="4" w:space="0" w:color="000000"/>
-            </w:tcBorders>
-            <w:vAlign w:val="center"/>
-          </w:tcPr>
-          <w:p>
-            <w:pPr>
-              <w:spacing w:before="40" w:after="40"/>
-              <w:jc w:val="left"/>
-            </w:pPr>
-            <w:r>
-              <w:rPr>
-                <w:rFonts w:ascii="Adani" w:hAnsi="Adani"/>
-                <w:b w:val="0"/>
-                <w:sz w:val="18"/>
-                <w:u w:val="none"/>
-              </w:rPr>
-              <w:t>U74140GJ2015PTC166455</w:t>
-            </w:r>
-          </w:p>
-        </w:tc>
-        <w:tc>
-          <w:tcPr>
-            <w:tcW w:type="dxa" w:w="4252"/>
-            <w:shd w:val="clear" w:color="auto" w:fill="FFFFFF"/>
-            <w:tcBorders>
-              <w:top w:val="single" w:sz="4" w:space="0" w:color="000000"/>
-              <w:left w:val="single" w:sz="4" w:space="0" w:color="000000"/>
-              <w:bottom w:val="single" w:sz="4" w:space="0" w:color="000000"/>
-              <w:right w:val="single" w:sz="4" w:space="0" w:color="000000"/>
-            </w:tcBorders>
-            <w:vAlign w:val="center"/>
-          </w:tcPr>
-          <w:p>
-            <w:pPr>
-              <w:spacing w:before="40" w:after="40"/>
-              <w:jc w:val="left"/>
-            </w:pPr>
-            <w:r>
-              <w:rPr>
-                <w:rFonts w:ascii="Adani" w:hAnsi="Adani"/>
-                <w:b w:val="0"/>
-                <w:sz w:val="18"/>
-                <w:u w:val="none"/>
-              </w:rPr>
-              <w:t>ADANI SOLAR ENERGY AP SIX PRIVATE LIMITED</w:t>
-            </w:r>
-          </w:p>
-        </w:tc>
-        <w:tc>
-          <w:tcPr>
-            <w:tcW w:type="dxa" w:w="1587"/>
-            <w:shd w:val="clear" w:color="auto" w:fill="FFFFFF"/>
-            <w:tcBorders>
-              <w:top w:val="single" w:sz="4" w:space="0" w:color="000000"/>
-              <w:left w:val="single" w:sz="4" w:space="0" w:color="000000"/>
-              <w:bottom w:val="single" w:sz="4" w:space="0" w:color="000000"/>
-              <w:right w:val="single" w:sz="4" w:space="0" w:color="000000"/>
-            </w:tcBorders>
-            <w:vAlign w:val="center"/>
-          </w:tcPr>
-          <w:p>
-            <w:pPr>
-              <w:spacing w:before="40" w:after="40"/>
-              <w:jc w:val="left"/>
-            </w:pPr>
-            <w:r>
-              <w:rPr>
-                <w:rFonts w:ascii="Adani" w:hAnsi="Adani"/>
-                <w:b w:val="0"/>
-                <w:sz w:val="18"/>
-                <w:u w:val="none"/>
-              </w:rPr>
-              <w:t>Director</w:t>
-            </w:r>
-          </w:p>
-        </w:tc>
-        <w:tc>
-          <w:tcPr>
-            <w:tcW w:type="dxa" w:w="1304"/>
-            <w:shd w:val="clear" w:color="auto" w:fill="FFFFFF"/>
-            <w:tcBorders>
-              <w:top w:val="single" w:sz="4" w:space="0" w:color="000000"/>
-              <w:left w:val="single" w:sz="4" w:space="0" w:color="000000"/>
-              <w:bottom w:val="single" w:sz="4" w:space="0" w:color="000000"/>
-              <w:right w:val="single" w:sz="4" w:space="0" w:color="000000"/>
-            </w:tcBorders>
-            <w:vAlign w:val="center"/>
-          </w:tcPr>
-          <w:p>
-            <w:pPr>
-              <w:spacing w:before="40" w:after="40"/>
-              <w:jc w:val="left"/>
-            </w:pPr>
-            <w:r>
-              <w:rPr>
-                <w:rFonts w:ascii="Adani" w:hAnsi="Adani"/>
-                <w:b w:val="0"/>
-                <w:sz w:val="18"/>
-                <w:u w:val="none"/>
-              </w:rPr>
-              <w:t>10/03/2022</w:t>
             </w:r>
           </w:p>
         </w:tc>

--- a/Backend/Director_Disclosure/Output_Disclosures/2024-25/ADANI_SOLAR_ENERGY_JODHPUR_FOUR_LIMITED/MBP-1/MBP1_Archana_Ravindrarai_Dholakia_07935065.docx
+++ b/Backend/Director_Disclosure/Output_Disclosures/2024-25/ADANI_SOLAR_ENERGY_JODHPUR_FOUR_LIMITED/MBP-1/MBP1_Archana_Ravindrarai_Dholakia_07935065.docx
@@ -1988,7 +1988,7 @@
                 <w:sz w:val="18"/>
                 <w:u w:val="none"/>
               </w:rPr>
-              <w:t>Date:   15th May, 2026</w:t>
+              <w:t>Date:   27th May, 2026</w:t>
             </w:r>
           </w:p>
         </w:tc>
@@ -3025,7 +3025,7 @@
                 <w:sz w:val="18"/>
                 <w:u w:val="none"/>
               </w:rPr>
-              <w:t>Date:   15th May, 2026</w:t>
+              <w:t>Date:   27th May, 2026</w:t>
             </w:r>
           </w:p>
         </w:tc>
@@ -3186,7 +3186,7 @@
           <w:sz w:val="20"/>
           <w:u w:val="none"/>
         </w:rPr>
-        <w:t>15th May, 2026</w:t>
+        <w:t>27th May, 2026</w:t>
       </w:r>
     </w:p>
     <w:p>
